--- a/bigmart/milestones/bigmart_milestone_1.docx
+++ b/bigmart/milestones/bigmart_milestone_1.docx
@@ -77,131 +77,483 @@
       </w:r>
       <w:proofErr w:type="spellEnd"/>
       <w:r>
-        <w:t xml:space="preserve"> for individual products across retail outlets using historical 2013 sales data and outlet and product attributes. Predictions were intended to identify key revenue drivers and inform merchandising, stocking, and store strategy decisions.</w:t>
+        <w:t xml:space="preserve"> for individual products across </w:t>
+      </w:r>
+      <w:proofErr w:type="spellStart"/>
+      <w:r>
+        <w:t>BigMart</w:t>
+      </w:r>
+      <w:proofErr w:type="spellEnd"/>
+      <w:r>
+        <w:t xml:space="preserve"> retail outlets using historical sales data and product and outlet attributes, while simultaneously identifying product-outlet combinations that deviate structurally from expected behavior. The prediction pipeline was designed to quantify which </w:t>
+      </w:r>
+      <w:proofErr w:type="gramStart"/>
+      <w:r>
+        <w:t>outlet</w:t>
+      </w:r>
+      <w:proofErr w:type="gramEnd"/>
+      <w:r>
+        <w:t xml:space="preserve"> and product attributes drive revenue and to produce well-calibrated</w:t>
       </w:r>
     </w:p>
     <w:p>
       <w:r>
+        <w:t>sales estimates for 5,681 unlabeled test records. The anomaly detection pipeline was designed to surface the observations that accurate prediction alone cannot explain — flagging pricing inefficiencies, shelf placement mismatches, outlet structural outliers, and hidden high-demand products that warrant operational investigation. Together the two components form a dual-perspective decision-support system: the prediction model answers what each product-outlet combination should sell, and the anomaly detection module answers which combinations are behaving in ways that no feature in the model can account for.</w:t>
+      </w:r>
+    </w:p>
+    <w:p/>
+    <w:p>
+      <w:pPr>
+        <w:rPr>
+          <w:b/>
+          <w:bCs/>
+        </w:rPr>
+      </w:pPr>
+      <w:r>
+        <w:rPr>
+          <w:b/>
+          <w:bCs/>
+        </w:rPr>
         <w:t>Dataset</w:t>
       </w:r>
     </w:p>
-    <w:p>
-      <w:r>
-        <w:t xml:space="preserve">The training dataset consisted of 2013 sales records for approximately 1,559 products across 10 outlets, sourced from train_bigmart.csv, with a corresponding test set in test_bigmart.csv. Key fields included </w:t>
-      </w:r>
-      <w:proofErr w:type="spellStart"/>
-      <w:r>
-        <w:t>Item_Identifier</w:t>
-      </w:r>
-      <w:proofErr w:type="spellEnd"/>
-      <w:r>
-        <w:t xml:space="preserve">, </w:t>
-      </w:r>
-      <w:proofErr w:type="spellStart"/>
-      <w:r>
-        <w:t>Item_Weight</w:t>
-      </w:r>
-      <w:proofErr w:type="spellEnd"/>
-      <w:r>
-        <w:t xml:space="preserve">, </w:t>
-      </w:r>
-      <w:proofErr w:type="spellStart"/>
-      <w:r>
-        <w:t>Item_Fat_Content</w:t>
-      </w:r>
-      <w:proofErr w:type="spellEnd"/>
-      <w:r>
-        <w:t xml:space="preserve">, </w:t>
-      </w:r>
-      <w:proofErr w:type="spellStart"/>
-      <w:r>
-        <w:t>Item_Visibility</w:t>
-      </w:r>
-      <w:proofErr w:type="spellEnd"/>
-      <w:r>
-        <w:t xml:space="preserve">, </w:t>
-      </w:r>
-      <w:proofErr w:type="spellStart"/>
-      <w:r>
-        <w:t>Item_Type</w:t>
-      </w:r>
-      <w:proofErr w:type="spellEnd"/>
-      <w:r>
-        <w:t xml:space="preserve">, </w:t>
-      </w:r>
-      <w:proofErr w:type="spellStart"/>
-      <w:r>
-        <w:t>Item_MRP</w:t>
-      </w:r>
-      <w:proofErr w:type="spellEnd"/>
-      <w:r>
-        <w:t xml:space="preserve">, </w:t>
-      </w:r>
-      <w:proofErr w:type="spellStart"/>
-      <w:r>
-        <w:t>Outlet_Identifier</w:t>
-      </w:r>
-      <w:proofErr w:type="spellEnd"/>
-      <w:r>
-        <w:t xml:space="preserve">, </w:t>
-      </w:r>
-      <w:proofErr w:type="spellStart"/>
-      <w:r>
-        <w:t>Outlet_Establishment_Year</w:t>
-      </w:r>
-      <w:proofErr w:type="spellEnd"/>
-      <w:r>
-        <w:t xml:space="preserve">, </w:t>
-      </w:r>
-      <w:proofErr w:type="spellStart"/>
-      <w:r>
-        <w:t>Outlet_Size</w:t>
-      </w:r>
-      <w:proofErr w:type="spellEnd"/>
-      <w:r>
-        <w:t xml:space="preserve">, </w:t>
-      </w:r>
-      <w:proofErr w:type="spellStart"/>
-      <w:r>
-        <w:t>Outlet_Type</w:t>
-      </w:r>
-      <w:proofErr w:type="spellEnd"/>
-      <w:r>
-        <w:t xml:space="preserve">, and </w:t>
-      </w:r>
-      <w:proofErr w:type="spellStart"/>
-      <w:r>
-        <w:t>Outlet_Location_Type</w:t>
-      </w:r>
-      <w:proofErr w:type="spellEnd"/>
-      <w:r>
-        <w:t xml:space="preserve">. Notable data quality issues included missing values in </w:t>
-      </w:r>
-      <w:proofErr w:type="spellStart"/>
-      <w:r>
-        <w:t>Item_Weight</w:t>
-      </w:r>
-      <w:proofErr w:type="spellEnd"/>
-      <w:r>
-        <w:t xml:space="preserve"> and </w:t>
-      </w:r>
-      <w:proofErr w:type="spellStart"/>
-      <w:r>
-        <w:t>Outlet_Size</w:t>
-      </w:r>
-      <w:proofErr w:type="spellEnd"/>
-      <w:r>
-        <w:t xml:space="preserve">, zero values in </w:t>
-      </w:r>
-      <w:proofErr w:type="spellStart"/>
-      <w:r>
-        <w:t>Item_Visibility</w:t>
-      </w:r>
-      <w:proofErr w:type="spellEnd"/>
-      <w:r>
-        <w:t>, and inconsistent category labels such as LF, low fat, and reg.</w:t>
-      </w:r>
-    </w:p>
+    <w:p/>
+    <w:tbl>
+      <w:tblPr>
+        <w:tblStyle w:val="PlainTable1"/>
+        <w:tblW w:w="0" w:type="auto"/>
+        <w:tblLook w:val="04A0" w:firstRow="1" w:lastRow="0" w:firstColumn="1" w:lastColumn="0" w:noHBand="0" w:noVBand="1"/>
+      </w:tblPr>
+      <w:tblGrid>
+        <w:gridCol w:w="3213"/>
+        <w:gridCol w:w="6137"/>
+      </w:tblGrid>
+      <w:tr>
+        <w:trPr>
+          <w:cnfStyle w:val="100000000000" w:firstRow="1" w:lastRow="0" w:firstColumn="0" w:lastColumn="0" w:oddVBand="0" w:evenVBand="0" w:oddHBand="0" w:evenHBand="0" w:firstRowFirstColumn="0" w:firstRowLastColumn="0" w:lastRowFirstColumn="0" w:lastRowLastColumn="0"/>
+        </w:trPr>
+        <w:tc>
+          <w:tcPr>
+            <w:cnfStyle w:val="001000000000" w:firstRow="0" w:lastRow="0" w:firstColumn="1" w:lastColumn="0" w:oddVBand="0" w:evenVBand="0" w:oddHBand="0" w:evenHBand="0" w:firstRowFirstColumn="0" w:firstRowLastColumn="0" w:lastRowFirstColumn="0" w:lastRowLastColumn="0"/>
+            <w:tcW w:w="0" w:type="auto"/>
+            <w:hideMark/>
+          </w:tcPr>
+          <w:p>
+            <w:r>
+              <w:t>Variable</w:t>
+            </w:r>
+          </w:p>
+        </w:tc>
+        <w:tc>
+          <w:tcPr>
+            <w:tcW w:w="0" w:type="auto"/>
+            <w:hideMark/>
+          </w:tcPr>
+          <w:p>
+            <w:pPr>
+              <w:cnfStyle w:val="100000000000" w:firstRow="1" w:lastRow="0" w:firstColumn="0" w:lastColumn="0" w:oddVBand="0" w:evenVBand="0" w:oddHBand="0" w:evenHBand="0" w:firstRowFirstColumn="0" w:firstRowLastColumn="0" w:lastRowFirstColumn="0" w:lastRowLastColumn="0"/>
+            </w:pPr>
+            <w:r>
+              <w:t>Description</w:t>
+            </w:r>
+          </w:p>
+        </w:tc>
+      </w:tr>
+      <w:tr>
+        <w:trPr>
+          <w:cnfStyle w:val="000000100000" w:firstRow="0" w:lastRow="0" w:firstColumn="0" w:lastColumn="0" w:oddVBand="0" w:evenVBand="0" w:oddHBand="1" w:evenHBand="0" w:firstRowFirstColumn="0" w:firstRowLastColumn="0" w:lastRowFirstColumn="0" w:lastRowLastColumn="0"/>
+        </w:trPr>
+        <w:tc>
+          <w:tcPr>
+            <w:cnfStyle w:val="001000000000" w:firstRow="0" w:lastRow="0" w:firstColumn="1" w:lastColumn="0" w:oddVBand="0" w:evenVBand="0" w:oddHBand="0" w:evenHBand="0" w:firstRowFirstColumn="0" w:firstRowLastColumn="0" w:lastRowFirstColumn="0" w:lastRowLastColumn="0"/>
+            <w:tcW w:w="0" w:type="auto"/>
+            <w:hideMark/>
+          </w:tcPr>
+          <w:p>
+            <w:proofErr w:type="spellStart"/>
+            <w:r>
+              <w:t>Item_Identifier</w:t>
+            </w:r>
+            <w:proofErr w:type="spellEnd"/>
+          </w:p>
+        </w:tc>
+        <w:tc>
+          <w:tcPr>
+            <w:tcW w:w="0" w:type="auto"/>
+            <w:hideMark/>
+          </w:tcPr>
+          <w:p>
+            <w:pPr>
+              <w:cnfStyle w:val="000000100000" w:firstRow="0" w:lastRow="0" w:firstColumn="0" w:lastColumn="0" w:oddVBand="0" w:evenVBand="0" w:oddHBand="1" w:evenHBand="0" w:firstRowFirstColumn="0" w:firstRowLastColumn="0" w:lastRowFirstColumn="0" w:lastRowLastColumn="0"/>
+            </w:pPr>
+            <w:r>
+              <w:t>Unique product ID</w:t>
+            </w:r>
+          </w:p>
+        </w:tc>
+      </w:tr>
+      <w:tr>
+        <w:tc>
+          <w:tcPr>
+            <w:cnfStyle w:val="001000000000" w:firstRow="0" w:lastRow="0" w:firstColumn="1" w:lastColumn="0" w:oddVBand="0" w:evenVBand="0" w:oddHBand="0" w:evenHBand="0" w:firstRowFirstColumn="0" w:firstRowLastColumn="0" w:lastRowFirstColumn="0" w:lastRowLastColumn="0"/>
+            <w:tcW w:w="0" w:type="auto"/>
+            <w:hideMark/>
+          </w:tcPr>
+          <w:p>
+            <w:proofErr w:type="spellStart"/>
+            <w:r>
+              <w:t>Item_Weight</w:t>
+            </w:r>
+            <w:proofErr w:type="spellEnd"/>
+          </w:p>
+        </w:tc>
+        <w:tc>
+          <w:tcPr>
+            <w:tcW w:w="0" w:type="auto"/>
+            <w:hideMark/>
+          </w:tcPr>
+          <w:p>
+            <w:pPr>
+              <w:cnfStyle w:val="000000000000" w:firstRow="0" w:lastRow="0" w:firstColumn="0" w:lastColumn="0" w:oddVBand="0" w:evenVBand="0" w:oddHBand="0" w:evenHBand="0" w:firstRowFirstColumn="0" w:firstRowLastColumn="0" w:lastRowFirstColumn="0" w:lastRowLastColumn="0"/>
+            </w:pPr>
+            <w:r>
+              <w:t>Weight of product</w:t>
+            </w:r>
+          </w:p>
+        </w:tc>
+      </w:tr>
+      <w:tr>
+        <w:trPr>
+          <w:cnfStyle w:val="000000100000" w:firstRow="0" w:lastRow="0" w:firstColumn="0" w:lastColumn="0" w:oddVBand="0" w:evenVBand="0" w:oddHBand="1" w:evenHBand="0" w:firstRowFirstColumn="0" w:firstRowLastColumn="0" w:lastRowFirstColumn="0" w:lastRowLastColumn="0"/>
+        </w:trPr>
+        <w:tc>
+          <w:tcPr>
+            <w:cnfStyle w:val="001000000000" w:firstRow="0" w:lastRow="0" w:firstColumn="1" w:lastColumn="0" w:oddVBand="0" w:evenVBand="0" w:oddHBand="0" w:evenHBand="0" w:firstRowFirstColumn="0" w:firstRowLastColumn="0" w:lastRowFirstColumn="0" w:lastRowLastColumn="0"/>
+            <w:tcW w:w="0" w:type="auto"/>
+            <w:hideMark/>
+          </w:tcPr>
+          <w:p>
+            <w:proofErr w:type="spellStart"/>
+            <w:r>
+              <w:t>Item_Fat_Content</w:t>
+            </w:r>
+            <w:proofErr w:type="spellEnd"/>
+          </w:p>
+        </w:tc>
+        <w:tc>
+          <w:tcPr>
+            <w:tcW w:w="0" w:type="auto"/>
+            <w:hideMark/>
+          </w:tcPr>
+          <w:p>
+            <w:pPr>
+              <w:cnfStyle w:val="000000100000" w:firstRow="0" w:lastRow="0" w:firstColumn="0" w:lastColumn="0" w:oddVBand="0" w:evenVBand="0" w:oddHBand="1" w:evenHBand="0" w:firstRowFirstColumn="0" w:firstRowLastColumn="0" w:lastRowFirstColumn="0" w:lastRowLastColumn="0"/>
+            </w:pPr>
+            <w:r>
+              <w:t>Whether the product is low fat or not</w:t>
+            </w:r>
+          </w:p>
+        </w:tc>
+      </w:tr>
+      <w:tr>
+        <w:tc>
+          <w:tcPr>
+            <w:cnfStyle w:val="001000000000" w:firstRow="0" w:lastRow="0" w:firstColumn="1" w:lastColumn="0" w:oddVBand="0" w:evenVBand="0" w:oddHBand="0" w:evenHBand="0" w:firstRowFirstColumn="0" w:firstRowLastColumn="0" w:lastRowFirstColumn="0" w:lastRowLastColumn="0"/>
+            <w:tcW w:w="0" w:type="auto"/>
+            <w:hideMark/>
+          </w:tcPr>
+          <w:p>
+            <w:proofErr w:type="spellStart"/>
+            <w:r>
+              <w:t>Item_Visibility</w:t>
+            </w:r>
+            <w:proofErr w:type="spellEnd"/>
+          </w:p>
+        </w:tc>
+        <w:tc>
+          <w:tcPr>
+            <w:tcW w:w="0" w:type="auto"/>
+            <w:hideMark/>
+          </w:tcPr>
+          <w:p>
+            <w:pPr>
+              <w:cnfStyle w:val="000000000000" w:firstRow="0" w:lastRow="0" w:firstColumn="0" w:lastColumn="0" w:oddVBand="0" w:evenVBand="0" w:oddHBand="0" w:evenHBand="0" w:firstRowFirstColumn="0" w:firstRowLastColumn="0" w:lastRowFirstColumn="0" w:lastRowLastColumn="0"/>
+            </w:pPr>
+            <w:r>
+              <w:t xml:space="preserve">The % of the total display area of all products in a store allocated to the </w:t>
+            </w:r>
+            <w:proofErr w:type="gramStart"/>
+            <w:r>
+              <w:t>particular product</w:t>
+            </w:r>
+            <w:proofErr w:type="gramEnd"/>
+          </w:p>
+        </w:tc>
+      </w:tr>
+      <w:tr>
+        <w:trPr>
+          <w:cnfStyle w:val="000000100000" w:firstRow="0" w:lastRow="0" w:firstColumn="0" w:lastColumn="0" w:oddVBand="0" w:evenVBand="0" w:oddHBand="1" w:evenHBand="0" w:firstRowFirstColumn="0" w:firstRowLastColumn="0" w:lastRowFirstColumn="0" w:lastRowLastColumn="0"/>
+        </w:trPr>
+        <w:tc>
+          <w:tcPr>
+            <w:cnfStyle w:val="001000000000" w:firstRow="0" w:lastRow="0" w:firstColumn="1" w:lastColumn="0" w:oddVBand="0" w:evenVBand="0" w:oddHBand="0" w:evenHBand="0" w:firstRowFirstColumn="0" w:firstRowLastColumn="0" w:lastRowFirstColumn="0" w:lastRowLastColumn="0"/>
+            <w:tcW w:w="0" w:type="auto"/>
+            <w:hideMark/>
+          </w:tcPr>
+          <w:p>
+            <w:proofErr w:type="spellStart"/>
+            <w:r>
+              <w:t>Item_Type</w:t>
+            </w:r>
+            <w:proofErr w:type="spellEnd"/>
+          </w:p>
+        </w:tc>
+        <w:tc>
+          <w:tcPr>
+            <w:tcW w:w="0" w:type="auto"/>
+            <w:hideMark/>
+          </w:tcPr>
+          <w:p>
+            <w:pPr>
+              <w:cnfStyle w:val="000000100000" w:firstRow="0" w:lastRow="0" w:firstColumn="0" w:lastColumn="0" w:oddVBand="0" w:evenVBand="0" w:oddHBand="1" w:evenHBand="0" w:firstRowFirstColumn="0" w:firstRowLastColumn="0" w:lastRowFirstColumn="0" w:lastRowLastColumn="0"/>
+            </w:pPr>
+            <w:r>
+              <w:t>The category to which the product belongs</w:t>
+            </w:r>
+          </w:p>
+        </w:tc>
+      </w:tr>
+      <w:tr>
+        <w:tc>
+          <w:tcPr>
+            <w:cnfStyle w:val="001000000000" w:firstRow="0" w:lastRow="0" w:firstColumn="1" w:lastColumn="0" w:oddVBand="0" w:evenVBand="0" w:oddHBand="0" w:evenHBand="0" w:firstRowFirstColumn="0" w:firstRowLastColumn="0" w:lastRowFirstColumn="0" w:lastRowLastColumn="0"/>
+            <w:tcW w:w="0" w:type="auto"/>
+            <w:hideMark/>
+          </w:tcPr>
+          <w:p>
+            <w:proofErr w:type="spellStart"/>
+            <w:r>
+              <w:t>Item_MRP</w:t>
+            </w:r>
+            <w:proofErr w:type="spellEnd"/>
+          </w:p>
+        </w:tc>
+        <w:tc>
+          <w:tcPr>
+            <w:tcW w:w="0" w:type="auto"/>
+            <w:hideMark/>
+          </w:tcPr>
+          <w:p>
+            <w:pPr>
+              <w:cnfStyle w:val="000000000000" w:firstRow="0" w:lastRow="0" w:firstColumn="0" w:lastColumn="0" w:oddVBand="0" w:evenVBand="0" w:oddHBand="0" w:evenHBand="0" w:firstRowFirstColumn="0" w:firstRowLastColumn="0" w:lastRowFirstColumn="0" w:lastRowLastColumn="0"/>
+            </w:pPr>
+            <w:r>
+              <w:t>Maximum Retail Price (list price) of the product</w:t>
+            </w:r>
+          </w:p>
+        </w:tc>
+      </w:tr>
+      <w:tr>
+        <w:trPr>
+          <w:cnfStyle w:val="000000100000" w:firstRow="0" w:lastRow="0" w:firstColumn="0" w:lastColumn="0" w:oddVBand="0" w:evenVBand="0" w:oddHBand="1" w:evenHBand="0" w:firstRowFirstColumn="0" w:firstRowLastColumn="0" w:lastRowFirstColumn="0" w:lastRowLastColumn="0"/>
+        </w:trPr>
+        <w:tc>
+          <w:tcPr>
+            <w:cnfStyle w:val="001000000000" w:firstRow="0" w:lastRow="0" w:firstColumn="1" w:lastColumn="0" w:oddVBand="0" w:evenVBand="0" w:oddHBand="0" w:evenHBand="0" w:firstRowFirstColumn="0" w:firstRowLastColumn="0" w:lastRowFirstColumn="0" w:lastRowLastColumn="0"/>
+            <w:tcW w:w="0" w:type="auto"/>
+            <w:hideMark/>
+          </w:tcPr>
+          <w:p>
+            <w:proofErr w:type="spellStart"/>
+            <w:r>
+              <w:t>Outlet_Identifier</w:t>
+            </w:r>
+            <w:proofErr w:type="spellEnd"/>
+          </w:p>
+        </w:tc>
+        <w:tc>
+          <w:tcPr>
+            <w:tcW w:w="0" w:type="auto"/>
+            <w:hideMark/>
+          </w:tcPr>
+          <w:p>
+            <w:pPr>
+              <w:cnfStyle w:val="000000100000" w:firstRow="0" w:lastRow="0" w:firstColumn="0" w:lastColumn="0" w:oddVBand="0" w:evenVBand="0" w:oddHBand="1" w:evenHBand="0" w:firstRowFirstColumn="0" w:firstRowLastColumn="0" w:lastRowFirstColumn="0" w:lastRowLastColumn="0"/>
+            </w:pPr>
+            <w:r>
+              <w:t>Unique store ID</w:t>
+            </w:r>
+          </w:p>
+        </w:tc>
+      </w:tr>
+      <w:tr>
+        <w:tc>
+          <w:tcPr>
+            <w:cnfStyle w:val="001000000000" w:firstRow="0" w:lastRow="0" w:firstColumn="1" w:lastColumn="0" w:oddVBand="0" w:evenVBand="0" w:oddHBand="0" w:evenHBand="0" w:firstRowFirstColumn="0" w:firstRowLastColumn="0" w:lastRowFirstColumn="0" w:lastRowLastColumn="0"/>
+            <w:tcW w:w="0" w:type="auto"/>
+            <w:hideMark/>
+          </w:tcPr>
+          <w:p>
+            <w:proofErr w:type="spellStart"/>
+            <w:r>
+              <w:t>Outlet_Establishment_Year</w:t>
+            </w:r>
+            <w:proofErr w:type="spellEnd"/>
+          </w:p>
+        </w:tc>
+        <w:tc>
+          <w:tcPr>
+            <w:tcW w:w="0" w:type="auto"/>
+            <w:hideMark/>
+          </w:tcPr>
+          <w:p>
+            <w:pPr>
+              <w:cnfStyle w:val="000000000000" w:firstRow="0" w:lastRow="0" w:firstColumn="0" w:lastColumn="0" w:oddVBand="0" w:evenVBand="0" w:oddHBand="0" w:evenHBand="0" w:firstRowFirstColumn="0" w:firstRowLastColumn="0" w:lastRowFirstColumn="0" w:lastRowLastColumn="0"/>
+            </w:pPr>
+            <w:r>
+              <w:t>The year in which the store was established</w:t>
+            </w:r>
+          </w:p>
+        </w:tc>
+      </w:tr>
+      <w:tr>
+        <w:trPr>
+          <w:cnfStyle w:val="000000100000" w:firstRow="0" w:lastRow="0" w:firstColumn="0" w:lastColumn="0" w:oddVBand="0" w:evenVBand="0" w:oddHBand="1" w:evenHBand="0" w:firstRowFirstColumn="0" w:firstRowLastColumn="0" w:lastRowFirstColumn="0" w:lastRowLastColumn="0"/>
+        </w:trPr>
+        <w:tc>
+          <w:tcPr>
+            <w:cnfStyle w:val="001000000000" w:firstRow="0" w:lastRow="0" w:firstColumn="1" w:lastColumn="0" w:oddVBand="0" w:evenVBand="0" w:oddHBand="0" w:evenHBand="0" w:firstRowFirstColumn="0" w:firstRowLastColumn="0" w:lastRowFirstColumn="0" w:lastRowLastColumn="0"/>
+            <w:tcW w:w="0" w:type="auto"/>
+            <w:hideMark/>
+          </w:tcPr>
+          <w:p>
+            <w:proofErr w:type="spellStart"/>
+            <w:r>
+              <w:t>Outlet_Size</w:t>
+            </w:r>
+            <w:proofErr w:type="spellEnd"/>
+          </w:p>
+        </w:tc>
+        <w:tc>
+          <w:tcPr>
+            <w:tcW w:w="0" w:type="auto"/>
+            <w:hideMark/>
+          </w:tcPr>
+          <w:p>
+            <w:pPr>
+              <w:cnfStyle w:val="000000100000" w:firstRow="0" w:lastRow="0" w:firstColumn="0" w:lastColumn="0" w:oddVBand="0" w:evenVBand="0" w:oddHBand="1" w:evenHBand="0" w:firstRowFirstColumn="0" w:firstRowLastColumn="0" w:lastRowFirstColumn="0" w:lastRowLastColumn="0"/>
+            </w:pPr>
+            <w:r>
+              <w:t>The size of the store in terms of ground area covered</w:t>
+            </w:r>
+          </w:p>
+        </w:tc>
+      </w:tr>
+      <w:tr>
+        <w:tc>
+          <w:tcPr>
+            <w:cnfStyle w:val="001000000000" w:firstRow="0" w:lastRow="0" w:firstColumn="1" w:lastColumn="0" w:oddVBand="0" w:evenVBand="0" w:oddHBand="0" w:evenHBand="0" w:firstRowFirstColumn="0" w:firstRowLastColumn="0" w:lastRowFirstColumn="0" w:lastRowLastColumn="0"/>
+            <w:tcW w:w="0" w:type="auto"/>
+            <w:hideMark/>
+          </w:tcPr>
+          <w:p>
+            <w:proofErr w:type="spellStart"/>
+            <w:r>
+              <w:t>Outlet_Location_Type</w:t>
+            </w:r>
+            <w:proofErr w:type="spellEnd"/>
+          </w:p>
+        </w:tc>
+        <w:tc>
+          <w:tcPr>
+            <w:tcW w:w="0" w:type="auto"/>
+            <w:hideMark/>
+          </w:tcPr>
+          <w:p>
+            <w:pPr>
+              <w:cnfStyle w:val="000000000000" w:firstRow="0" w:lastRow="0" w:firstColumn="0" w:lastColumn="0" w:oddVBand="0" w:evenVBand="0" w:oddHBand="0" w:evenHBand="0" w:firstRowFirstColumn="0" w:firstRowLastColumn="0" w:lastRowFirstColumn="0" w:lastRowLastColumn="0"/>
+            </w:pPr>
+            <w:r>
+              <w:t>The type of city in which the store is located</w:t>
+            </w:r>
+          </w:p>
+        </w:tc>
+      </w:tr>
+      <w:tr>
+        <w:trPr>
+          <w:cnfStyle w:val="000000100000" w:firstRow="0" w:lastRow="0" w:firstColumn="0" w:lastColumn="0" w:oddVBand="0" w:evenVBand="0" w:oddHBand="1" w:evenHBand="0" w:firstRowFirstColumn="0" w:firstRowLastColumn="0" w:lastRowFirstColumn="0" w:lastRowLastColumn="0"/>
+        </w:trPr>
+        <w:tc>
+          <w:tcPr>
+            <w:cnfStyle w:val="001000000000" w:firstRow="0" w:lastRow="0" w:firstColumn="1" w:lastColumn="0" w:oddVBand="0" w:evenVBand="0" w:oddHBand="0" w:evenHBand="0" w:firstRowFirstColumn="0" w:firstRowLastColumn="0" w:lastRowFirstColumn="0" w:lastRowLastColumn="0"/>
+            <w:tcW w:w="0" w:type="auto"/>
+            <w:hideMark/>
+          </w:tcPr>
+          <w:p>
+            <w:proofErr w:type="spellStart"/>
+            <w:r>
+              <w:t>Outlet_Type</w:t>
+            </w:r>
+            <w:proofErr w:type="spellEnd"/>
+          </w:p>
+        </w:tc>
+        <w:tc>
+          <w:tcPr>
+            <w:tcW w:w="0" w:type="auto"/>
+            <w:hideMark/>
+          </w:tcPr>
+          <w:p>
+            <w:pPr>
+              <w:cnfStyle w:val="000000100000" w:firstRow="0" w:lastRow="0" w:firstColumn="0" w:lastColumn="0" w:oddVBand="0" w:evenVBand="0" w:oddHBand="1" w:evenHBand="0" w:firstRowFirstColumn="0" w:firstRowLastColumn="0" w:lastRowFirstColumn="0" w:lastRowLastColumn="0"/>
+            </w:pPr>
+            <w:r>
+              <w:t>Whether the outlet is just a grocery store or some sort of supermarket</w:t>
+            </w:r>
+          </w:p>
+        </w:tc>
+      </w:tr>
+      <w:tr>
+        <w:tc>
+          <w:tcPr>
+            <w:cnfStyle w:val="001000000000" w:firstRow="0" w:lastRow="0" w:firstColumn="1" w:lastColumn="0" w:oddVBand="0" w:evenVBand="0" w:oddHBand="0" w:evenHBand="0" w:firstRowFirstColumn="0" w:firstRowLastColumn="0" w:lastRowFirstColumn="0" w:lastRowLastColumn="0"/>
+            <w:tcW w:w="0" w:type="auto"/>
+            <w:hideMark/>
+          </w:tcPr>
+          <w:p>
+            <w:proofErr w:type="spellStart"/>
+            <w:r>
+              <w:t>Item_Outlet_Sales</w:t>
+            </w:r>
+            <w:proofErr w:type="spellEnd"/>
+          </w:p>
+        </w:tc>
+        <w:tc>
+          <w:tcPr>
+            <w:tcW w:w="0" w:type="auto"/>
+            <w:hideMark/>
+          </w:tcPr>
+          <w:p>
+            <w:pPr>
+              <w:cnfStyle w:val="000000000000" w:firstRow="0" w:lastRow="0" w:firstColumn="0" w:lastColumn="0" w:oddVBand="0" w:evenVBand="0" w:oddHBand="0" w:evenHBand="0" w:firstRowFirstColumn="0" w:firstRowLastColumn="0" w:lastRowFirstColumn="0" w:lastRowLastColumn="0"/>
+            </w:pPr>
+            <w:r>
+              <w:t xml:space="preserve">Sales of the product in that </w:t>
+            </w:r>
+            <w:proofErr w:type="gramStart"/>
+            <w:r>
+              <w:t>particular store</w:t>
+            </w:r>
+            <w:proofErr w:type="gramEnd"/>
+            <w:r>
+              <w:t>. This is the outcome variable to be predicted.</w:t>
+            </w:r>
+          </w:p>
+        </w:tc>
+      </w:tr>
+    </w:tbl>
+    <w:p/>
+    <w:p/>
+    <w:p/>
     <w:p/>
     <w:p>
       <w:pPr>
@@ -220,216 +572,1430 @@
     </w:p>
     <w:p>
       <w:pPr>
-        <w:ind w:firstLine="720"/>
-      </w:pPr>
-      <w:r>
-        <w:t>Exploratory Data Analysis. Distributions and relationships were examined using counts, bar plots, crosstabs, and box plots.</w:t>
-      </w:r>
+        <w:rPr>
+          <w:b/>
+          <w:bCs/>
+        </w:rPr>
+      </w:pPr>
     </w:p>
     <w:p>
-      <w:r>
-        <w:t xml:space="preserve">Data Cleaning and Imputation. </w:t>
-      </w:r>
-      <w:proofErr w:type="spellStart"/>
-      <w:r>
-        <w:t>Item_Fat_Content</w:t>
-      </w:r>
-      <w:proofErr w:type="spellEnd"/>
-      <w:r>
-        <w:t xml:space="preserve"> labels were </w:t>
-      </w:r>
-      <w:proofErr w:type="gramStart"/>
-      <w:r>
-        <w:t>normalized</w:t>
-      </w:r>
-      <w:proofErr w:type="gramEnd"/>
-      <w:r>
-        <w:t xml:space="preserve"> and non-consumable items were reassigned to No Fat. Zero </w:t>
-      </w:r>
-      <w:proofErr w:type="spellStart"/>
-      <w:r>
-        <w:t>Item_Visibility</w:t>
-      </w:r>
-      <w:proofErr w:type="spellEnd"/>
-      <w:r>
-        <w:t xml:space="preserve"> values were replaced with </w:t>
-      </w:r>
-      <w:proofErr w:type="spellStart"/>
-      <w:r>
-        <w:t>NaN</w:t>
-      </w:r>
-      <w:proofErr w:type="spellEnd"/>
-      <w:r>
-        <w:t xml:space="preserve"> and imputed using group means by </w:t>
-      </w:r>
-      <w:proofErr w:type="spellStart"/>
-      <w:r>
-        <w:t>Item_Identifier</w:t>
-      </w:r>
-      <w:proofErr w:type="spellEnd"/>
-      <w:r>
-        <w:t xml:space="preserve"> and </w:t>
-      </w:r>
-      <w:proofErr w:type="spellStart"/>
-      <w:r>
-        <w:t>Outlet_Type</w:t>
-      </w:r>
-      <w:proofErr w:type="spellEnd"/>
-      <w:r>
-        <w:t xml:space="preserve">, with additional group-based adjustments. </w:t>
-      </w:r>
-      <w:proofErr w:type="spellStart"/>
-      <w:r>
-        <w:t>Item_Weight</w:t>
-      </w:r>
-      <w:proofErr w:type="spellEnd"/>
-      <w:r>
-        <w:t xml:space="preserve"> was imputed using median per </w:t>
-      </w:r>
-      <w:proofErr w:type="spellStart"/>
-      <w:r>
-        <w:t>Item_Identifier</w:t>
-      </w:r>
-      <w:proofErr w:type="spellEnd"/>
-      <w:r>
-        <w:t xml:space="preserve"> followed by mean per </w:t>
-      </w:r>
-      <w:proofErr w:type="spellStart"/>
-      <w:r>
-        <w:t>Item_Type</w:t>
-      </w:r>
-      <w:proofErr w:type="spellEnd"/>
-      <w:r>
-        <w:t xml:space="preserve">. Missing </w:t>
-      </w:r>
-      <w:proofErr w:type="spellStart"/>
-      <w:r>
-        <w:t>Outlet_Size</w:t>
-      </w:r>
-      <w:proofErr w:type="spellEnd"/>
-      <w:r>
-        <w:t xml:space="preserve"> values were replaced with Small based on evidence-based reasoning.</w:t>
+      <w:pPr>
+        <w:ind w:firstLine="720"/>
+      </w:pPr>
+      <w:r>
+        <w:t>Exploratory Data Analysis. Distributions and relationships were examined using counts, bar plots, crosstabs, and box plots.</w:t>
       </w:r>
     </w:p>
     <w:p>
       <w:r>
-        <w:t xml:space="preserve">Feature Engineering. Binning was applied to create </w:t>
+        <w:t xml:space="preserve">Data Cleaning and Imputation. </w:t>
       </w:r>
       <w:proofErr w:type="spellStart"/>
       <w:r>
-        <w:t>MRP_bin</w:t>
+        <w:t>Item_Fat_Content</w:t>
       </w:r>
       <w:proofErr w:type="spellEnd"/>
       <w:r>
-        <w:t xml:space="preserve"> and </w:t>
-      </w:r>
-      <w:proofErr w:type="spellStart"/>
-      <w:r>
-        <w:t>Weight_bin</w:t>
-      </w:r>
-      <w:proofErr w:type="spellEnd"/>
-      <w:r>
-        <w:t xml:space="preserve">. New features included </w:t>
-      </w:r>
-      <w:proofErr w:type="spellStart"/>
-      <w:r>
-        <w:t>Outlet_Existence</w:t>
-      </w:r>
-      <w:proofErr w:type="spellEnd"/>
-      <w:r>
-        <w:t xml:space="preserve"> (derived from establishment year), </w:t>
-      </w:r>
-      <w:proofErr w:type="spellStart"/>
-      <w:r>
-        <w:t>Outlet_Status</w:t>
-      </w:r>
-      <w:proofErr w:type="spellEnd"/>
-      <w:r>
-        <w:t xml:space="preserve">, </w:t>
-      </w:r>
-      <w:proofErr w:type="spellStart"/>
-      <w:r>
-        <w:t>Item_Identifier_temp</w:t>
-      </w:r>
-      <w:proofErr w:type="spellEnd"/>
-      <w:r>
-        <w:t xml:space="preserve">, calorie proxy variables including </w:t>
-      </w:r>
-      <w:proofErr w:type="spellStart"/>
-      <w:r>
-        <w:t>Calorie_Count_per_givenwt</w:t>
-      </w:r>
-      <w:proofErr w:type="spellEnd"/>
-      <w:r>
-        <w:t xml:space="preserve"> and </w:t>
-      </w:r>
-      <w:proofErr w:type="spellStart"/>
-      <w:r>
-        <w:t>log_Calorie</w:t>
-      </w:r>
-      <w:proofErr w:type="spellEnd"/>
-      <w:r>
-        <w:t xml:space="preserve">, and </w:t>
-      </w:r>
-      <w:proofErr w:type="spellStart"/>
-      <w:r>
-        <w:t>log_visibility</w:t>
-      </w:r>
-      <w:proofErr w:type="spellEnd"/>
-      <w:r>
-        <w:t>.</w:t>
+        <w:t xml:space="preserve"> labels were </w:t>
+      </w:r>
+      <w:proofErr w:type="gramStart"/>
+      <w:r>
+        <w:t>normalized</w:t>
+      </w:r>
+      <w:proofErr w:type="gramEnd"/>
+      <w:r>
+        <w:t xml:space="preserve"> and non-consumable items were reassigned to No Fat.</w:t>
       </w:r>
     </w:p>
     <w:p>
       <w:r>
-        <w:t xml:space="preserve">Encoding and Scaling. Categorical features were processed using label encoding and manual mappings. Numeric features were scaled using </w:t>
+        <w:t xml:space="preserve"> Zero </w:t>
       </w:r>
       <w:proofErr w:type="spellStart"/>
       <w:r>
-        <w:t>StandardScaler</w:t>
+        <w:t>Item_Visibility</w:t>
       </w:r>
       <w:proofErr w:type="spellEnd"/>
       <w:r>
-        <w:t>.</w:t>
+        <w:t xml:space="preserve"> values were replaced with </w:t>
+      </w:r>
+      <w:proofErr w:type="spellStart"/>
+      <w:r>
+        <w:t>NaN</w:t>
+      </w:r>
+      <w:proofErr w:type="spellEnd"/>
+      <w:r>
+        <w:t xml:space="preserve"> and imputed using group means by </w:t>
+      </w:r>
+      <w:proofErr w:type="spellStart"/>
+      <w:r>
+        <w:t>Item_Identifier</w:t>
+      </w:r>
+      <w:proofErr w:type="spellEnd"/>
+      <w:r>
+        <w:t xml:space="preserve"> and </w:t>
+      </w:r>
+      <w:proofErr w:type="spellStart"/>
+      <w:r>
+        <w:t>Outlet_Type</w:t>
+      </w:r>
+      <w:proofErr w:type="spellEnd"/>
+      <w:r>
+        <w:t xml:space="preserve">, with additional group-based adjustments. </w:t>
       </w:r>
     </w:p>
     <w:p>
-      <w:r>
-        <w:t xml:space="preserve">Feature Selection. Selection methods included filter approaches using Pearson correlation and </w:t>
-      </w:r>
       <w:proofErr w:type="spellStart"/>
       <w:r>
-        <w:t>f_regression</w:t>
+        <w:t>Item_Weight</w:t>
       </w:r>
       <w:proofErr w:type="spellEnd"/>
       <w:r>
-        <w:t xml:space="preserve">, model-based selection using </w:t>
+        <w:t xml:space="preserve"> was imputed using median per </w:t>
       </w:r>
       <w:proofErr w:type="spellStart"/>
       <w:r>
-        <w:t>SelectFromModel</w:t>
+        <w:t>Item_Identifier</w:t>
       </w:r>
       <w:proofErr w:type="spellEnd"/>
       <w:r>
-        <w:t xml:space="preserve">, and wrapper methods including </w:t>
+        <w:t xml:space="preserve"> followed by mean per </w:t>
       </w:r>
       <w:proofErr w:type="spellStart"/>
       <w:r>
-        <w:t>SequentialFeatureSelector</w:t>
+        <w:t>Item_Type</w:t>
       </w:r>
       <w:proofErr w:type="spellEnd"/>
       <w:r>
-        <w:t xml:space="preserve"> and RFE with </w:t>
+        <w:t xml:space="preserve">. </w:t>
+      </w:r>
+    </w:p>
+    <w:p>
+      <w:r>
+        <w:t xml:space="preserve">Missing </w:t>
       </w:r>
       <w:proofErr w:type="spellStart"/>
       <w:r>
-        <w:t>RandomForestRegressor</w:t>
+        <w:t>Outlet_Size</w:t>
       </w:r>
       <w:proofErr w:type="spellEnd"/>
       <w:r>
-        <w:t>.</w:t>
+        <w:t xml:space="preserve"> values were replaced with Small based on evidence-based reasoning.</w:t>
       </w:r>
     </w:p>
+    <w:p>
+      <w:r>
+        <w:t xml:space="preserve">Feature Engineering. Binning was applied to create </w:t>
+      </w:r>
+      <w:proofErr w:type="spellStart"/>
+      <w:r>
+        <w:t>MRP_bin</w:t>
+      </w:r>
+      <w:proofErr w:type="spellEnd"/>
+      <w:r>
+        <w:t xml:space="preserve"> and </w:t>
+      </w:r>
+      <w:proofErr w:type="spellStart"/>
+      <w:r>
+        <w:t>Weight_bin</w:t>
+      </w:r>
+      <w:proofErr w:type="spellEnd"/>
+      <w:r>
+        <w:t xml:space="preserve">. </w:t>
+      </w:r>
+    </w:p>
+    <w:p/>
+    <w:p>
+      <w:pPr>
+        <w:rPr>
+          <w:b/>
+          <w:bCs/>
+        </w:rPr>
+      </w:pPr>
+      <w:r>
+        <w:rPr>
+          <w:b/>
+          <w:bCs/>
+        </w:rPr>
+        <w:t>Final Features after EDA:</w:t>
+      </w:r>
+    </w:p>
+    <w:p>
+      <w:pPr>
+        <w:rPr>
+          <w:b/>
+          <w:bCs/>
+        </w:rPr>
+      </w:pPr>
+    </w:p>
+    <w:tbl>
+      <w:tblPr>
+        <w:tblW w:w="9360" w:type="dxa"/>
+        <w:tblInd w:w="-7" w:type="dxa"/>
+        <w:tblBorders>
+          <w:top w:val="single" w:sz="4" w:space="0" w:color="auto"/>
+          <w:left w:val="single" w:sz="4" w:space="0" w:color="auto"/>
+          <w:bottom w:val="single" w:sz="4" w:space="0" w:color="auto"/>
+          <w:right w:val="single" w:sz="4" w:space="0" w:color="auto"/>
+          <w:insideH w:val="single" w:sz="4" w:space="0" w:color="auto"/>
+          <w:insideV w:val="single" w:sz="4" w:space="0" w:color="auto"/>
+        </w:tblBorders>
+        <w:tblCellMar>
+          <w:left w:w="10" w:type="dxa"/>
+          <w:right w:w="10" w:type="dxa"/>
+        </w:tblCellMar>
+        <w:tblLook w:val="04A0" w:firstRow="1" w:lastRow="0" w:firstColumn="1" w:lastColumn="0" w:noHBand="0" w:noVBand="1"/>
+      </w:tblPr>
+      <w:tblGrid>
+        <w:gridCol w:w="2861"/>
+        <w:gridCol w:w="1533"/>
+        <w:gridCol w:w="3146"/>
+        <w:gridCol w:w="1820"/>
+      </w:tblGrid>
+      <w:tr>
+        <w:tc>
+          <w:tcPr>
+            <w:tcW w:w="2000" w:type="dxa"/>
+            <w:tcBorders>
+              <w:top w:val="single" w:sz="1" w:space="0" w:color="2E75B6"/>
+              <w:left w:val="single" w:sz="1" w:space="0" w:color="2E75B6"/>
+              <w:bottom w:val="single" w:sz="1" w:space="0" w:color="2E75B6"/>
+              <w:right w:val="single" w:sz="1" w:space="0" w:color="2E75B6"/>
+            </w:tcBorders>
+            <w:shd w:val="clear" w:color="auto" w:fill="2E75B6"/>
+            <w:tcMar>
+              <w:top w:w="80" w:type="dxa"/>
+              <w:left w:w="120" w:type="dxa"/>
+              <w:bottom w:w="80" w:type="dxa"/>
+              <w:right w:w="120" w:type="dxa"/>
+            </w:tcMar>
+          </w:tcPr>
+          <w:p>
+            <w:r>
+              <w:rPr>
+                <w:b/>
+                <w:bCs/>
+                <w:color w:val="FFFFFF"/>
+                <w:sz w:val="22"/>
+                <w:szCs w:val="22"/>
+              </w:rPr>
+              <w:t>Feature</w:t>
+            </w:r>
+          </w:p>
+        </w:tc>
+        <w:tc>
+          <w:tcPr>
+            <w:tcW w:w="1600" w:type="dxa"/>
+            <w:tcBorders>
+              <w:top w:val="single" w:sz="1" w:space="0" w:color="2E75B6"/>
+              <w:left w:val="single" w:sz="1" w:space="0" w:color="2E75B6"/>
+              <w:bottom w:val="single" w:sz="1" w:space="0" w:color="2E75B6"/>
+              <w:right w:val="single" w:sz="1" w:space="0" w:color="2E75B6"/>
+            </w:tcBorders>
+            <w:shd w:val="clear" w:color="auto" w:fill="2E75B6"/>
+            <w:tcMar>
+              <w:top w:w="80" w:type="dxa"/>
+              <w:left w:w="120" w:type="dxa"/>
+              <w:bottom w:w="80" w:type="dxa"/>
+              <w:right w:w="120" w:type="dxa"/>
+            </w:tcMar>
+          </w:tcPr>
+          <w:p>
+            <w:r>
+              <w:rPr>
+                <w:b/>
+                <w:bCs/>
+                <w:color w:val="FFFFFF"/>
+                <w:sz w:val="22"/>
+                <w:szCs w:val="22"/>
+              </w:rPr>
+              <w:t>Type</w:t>
+            </w:r>
+          </w:p>
+        </w:tc>
+        <w:tc>
+          <w:tcPr>
+            <w:tcW w:w="3760" w:type="dxa"/>
+            <w:tcBorders>
+              <w:top w:val="single" w:sz="1" w:space="0" w:color="2E75B6"/>
+              <w:left w:val="single" w:sz="1" w:space="0" w:color="2E75B6"/>
+              <w:bottom w:val="single" w:sz="1" w:space="0" w:color="2E75B6"/>
+              <w:right w:val="single" w:sz="1" w:space="0" w:color="2E75B6"/>
+            </w:tcBorders>
+            <w:shd w:val="clear" w:color="auto" w:fill="2E75B6"/>
+            <w:tcMar>
+              <w:top w:w="80" w:type="dxa"/>
+              <w:left w:w="120" w:type="dxa"/>
+              <w:bottom w:w="80" w:type="dxa"/>
+              <w:right w:w="120" w:type="dxa"/>
+            </w:tcMar>
+          </w:tcPr>
+          <w:p>
+            <w:r>
+              <w:rPr>
+                <w:b/>
+                <w:bCs/>
+                <w:color w:val="FFFFFF"/>
+                <w:sz w:val="22"/>
+                <w:szCs w:val="22"/>
+              </w:rPr>
+              <w:t>Description</w:t>
+            </w:r>
+          </w:p>
+        </w:tc>
+        <w:tc>
+          <w:tcPr>
+            <w:tcW w:w="2000" w:type="dxa"/>
+            <w:tcBorders>
+              <w:top w:val="single" w:sz="1" w:space="0" w:color="2E75B6"/>
+              <w:left w:val="single" w:sz="1" w:space="0" w:color="2E75B6"/>
+              <w:bottom w:val="single" w:sz="1" w:space="0" w:color="2E75B6"/>
+              <w:right w:val="single" w:sz="1" w:space="0" w:color="2E75B6"/>
+            </w:tcBorders>
+            <w:shd w:val="clear" w:color="auto" w:fill="2E75B6"/>
+            <w:tcMar>
+              <w:top w:w="80" w:type="dxa"/>
+              <w:left w:w="120" w:type="dxa"/>
+              <w:bottom w:w="80" w:type="dxa"/>
+              <w:right w:w="120" w:type="dxa"/>
+            </w:tcMar>
+          </w:tcPr>
+          <w:p>
+            <w:r>
+              <w:rPr>
+                <w:b/>
+                <w:bCs/>
+                <w:color w:val="FFFFFF"/>
+                <w:sz w:val="22"/>
+                <w:szCs w:val="22"/>
+              </w:rPr>
+              <w:t>Agreement Score</w:t>
+            </w:r>
+          </w:p>
+        </w:tc>
+      </w:tr>
+      <w:tr>
+        <w:tc>
+          <w:tcPr>
+            <w:tcW w:w="2000" w:type="dxa"/>
+            <w:tcBorders>
+              <w:top w:val="single" w:sz="1" w:space="0" w:color="CCCCCC"/>
+              <w:left w:val="single" w:sz="1" w:space="0" w:color="CCCCCC"/>
+              <w:bottom w:val="single" w:sz="1" w:space="0" w:color="CCCCCC"/>
+              <w:right w:val="single" w:sz="1" w:space="0" w:color="CCCCCC"/>
+            </w:tcBorders>
+            <w:shd w:val="clear" w:color="auto" w:fill="FFFFFF"/>
+            <w:tcMar>
+              <w:top w:w="80" w:type="dxa"/>
+              <w:left w:w="120" w:type="dxa"/>
+              <w:bottom w:w="80" w:type="dxa"/>
+              <w:right w:w="120" w:type="dxa"/>
+            </w:tcMar>
+          </w:tcPr>
+          <w:p>
+            <w:proofErr w:type="spellStart"/>
+            <w:r>
+              <w:rPr>
+                <w:sz w:val="22"/>
+                <w:szCs w:val="22"/>
+              </w:rPr>
+              <w:t>Item_MRP</w:t>
+            </w:r>
+            <w:proofErr w:type="spellEnd"/>
+          </w:p>
+        </w:tc>
+        <w:tc>
+          <w:tcPr>
+            <w:tcW w:w="1600" w:type="dxa"/>
+            <w:tcBorders>
+              <w:top w:val="single" w:sz="1" w:space="0" w:color="CCCCCC"/>
+              <w:left w:val="single" w:sz="1" w:space="0" w:color="CCCCCC"/>
+              <w:bottom w:val="single" w:sz="1" w:space="0" w:color="CCCCCC"/>
+              <w:right w:val="single" w:sz="1" w:space="0" w:color="CCCCCC"/>
+            </w:tcBorders>
+            <w:shd w:val="clear" w:color="auto" w:fill="FFFFFF"/>
+            <w:tcMar>
+              <w:top w:w="80" w:type="dxa"/>
+              <w:left w:w="120" w:type="dxa"/>
+              <w:bottom w:w="80" w:type="dxa"/>
+              <w:right w:w="120" w:type="dxa"/>
+            </w:tcMar>
+          </w:tcPr>
+          <w:p>
+            <w:r>
+              <w:rPr>
+                <w:sz w:val="22"/>
+                <w:szCs w:val="22"/>
+              </w:rPr>
+              <w:t>Continuous</w:t>
+            </w:r>
+          </w:p>
+        </w:tc>
+        <w:tc>
+          <w:tcPr>
+            <w:tcW w:w="3760" w:type="dxa"/>
+            <w:tcBorders>
+              <w:top w:val="single" w:sz="1" w:space="0" w:color="CCCCCC"/>
+              <w:left w:val="single" w:sz="1" w:space="0" w:color="CCCCCC"/>
+              <w:bottom w:val="single" w:sz="1" w:space="0" w:color="CCCCCC"/>
+              <w:right w:val="single" w:sz="1" w:space="0" w:color="CCCCCC"/>
+            </w:tcBorders>
+            <w:shd w:val="clear" w:color="auto" w:fill="FFFFFF"/>
+            <w:tcMar>
+              <w:top w:w="80" w:type="dxa"/>
+              <w:left w:w="120" w:type="dxa"/>
+              <w:bottom w:w="80" w:type="dxa"/>
+              <w:right w:w="120" w:type="dxa"/>
+            </w:tcMar>
+          </w:tcPr>
+          <w:p>
+            <w:r>
+              <w:rPr>
+                <w:sz w:val="22"/>
+                <w:szCs w:val="22"/>
+              </w:rPr>
+              <w:t>Maximum Retail Price of the product</w:t>
+            </w:r>
+          </w:p>
+        </w:tc>
+        <w:tc>
+          <w:tcPr>
+            <w:tcW w:w="2000" w:type="dxa"/>
+            <w:tcBorders>
+              <w:top w:val="single" w:sz="1" w:space="0" w:color="CCCCCC"/>
+              <w:left w:val="single" w:sz="1" w:space="0" w:color="CCCCCC"/>
+              <w:bottom w:val="single" w:sz="1" w:space="0" w:color="CCCCCC"/>
+              <w:right w:val="single" w:sz="1" w:space="0" w:color="CCCCCC"/>
+            </w:tcBorders>
+            <w:shd w:val="clear" w:color="auto" w:fill="FFFFFF"/>
+            <w:tcMar>
+              <w:top w:w="80" w:type="dxa"/>
+              <w:left w:w="120" w:type="dxa"/>
+              <w:bottom w:w="80" w:type="dxa"/>
+              <w:right w:w="120" w:type="dxa"/>
+            </w:tcMar>
+          </w:tcPr>
+          <w:p>
+            <w:r>
+              <w:rPr>
+                <w:sz w:val="22"/>
+                <w:szCs w:val="22"/>
+              </w:rPr>
+              <w:t>2</w:t>
+            </w:r>
+          </w:p>
+        </w:tc>
+      </w:tr>
+      <w:tr>
+        <w:tc>
+          <w:tcPr>
+            <w:tcW w:w="2000" w:type="dxa"/>
+            <w:tcBorders>
+              <w:top w:val="single" w:sz="1" w:space="0" w:color="CCCCCC"/>
+              <w:left w:val="single" w:sz="1" w:space="0" w:color="CCCCCC"/>
+              <w:bottom w:val="single" w:sz="1" w:space="0" w:color="CCCCCC"/>
+              <w:right w:val="single" w:sz="1" w:space="0" w:color="CCCCCC"/>
+            </w:tcBorders>
+            <w:shd w:val="clear" w:color="auto" w:fill="EBF3FB"/>
+            <w:tcMar>
+              <w:top w:w="80" w:type="dxa"/>
+              <w:left w:w="120" w:type="dxa"/>
+              <w:bottom w:w="80" w:type="dxa"/>
+              <w:right w:w="120" w:type="dxa"/>
+            </w:tcMar>
+          </w:tcPr>
+          <w:p>
+            <w:proofErr w:type="spellStart"/>
+            <w:r>
+              <w:rPr>
+                <w:sz w:val="22"/>
+                <w:szCs w:val="22"/>
+              </w:rPr>
+              <w:t>Outlet_Type</w:t>
+            </w:r>
+            <w:proofErr w:type="spellEnd"/>
+          </w:p>
+        </w:tc>
+        <w:tc>
+          <w:tcPr>
+            <w:tcW w:w="1600" w:type="dxa"/>
+            <w:tcBorders>
+              <w:top w:val="single" w:sz="1" w:space="0" w:color="CCCCCC"/>
+              <w:left w:val="single" w:sz="1" w:space="0" w:color="CCCCCC"/>
+              <w:bottom w:val="single" w:sz="1" w:space="0" w:color="CCCCCC"/>
+              <w:right w:val="single" w:sz="1" w:space="0" w:color="CCCCCC"/>
+            </w:tcBorders>
+            <w:shd w:val="clear" w:color="auto" w:fill="EBF3FB"/>
+            <w:tcMar>
+              <w:top w:w="80" w:type="dxa"/>
+              <w:left w:w="120" w:type="dxa"/>
+              <w:bottom w:w="80" w:type="dxa"/>
+              <w:right w:w="120" w:type="dxa"/>
+            </w:tcMar>
+          </w:tcPr>
+          <w:p>
+            <w:r>
+              <w:rPr>
+                <w:sz w:val="22"/>
+                <w:szCs w:val="22"/>
+              </w:rPr>
+              <w:t>Categorical (encoded)</w:t>
+            </w:r>
+          </w:p>
+        </w:tc>
+        <w:tc>
+          <w:tcPr>
+            <w:tcW w:w="3760" w:type="dxa"/>
+            <w:tcBorders>
+              <w:top w:val="single" w:sz="1" w:space="0" w:color="CCCCCC"/>
+              <w:left w:val="single" w:sz="1" w:space="0" w:color="CCCCCC"/>
+              <w:bottom w:val="single" w:sz="1" w:space="0" w:color="CCCCCC"/>
+              <w:right w:val="single" w:sz="1" w:space="0" w:color="CCCCCC"/>
+            </w:tcBorders>
+            <w:shd w:val="clear" w:color="auto" w:fill="EBF3FB"/>
+            <w:tcMar>
+              <w:top w:w="80" w:type="dxa"/>
+              <w:left w:w="120" w:type="dxa"/>
+              <w:bottom w:w="80" w:type="dxa"/>
+              <w:right w:w="120" w:type="dxa"/>
+            </w:tcMar>
+          </w:tcPr>
+          <w:p>
+            <w:r>
+              <w:rPr>
+                <w:sz w:val="22"/>
+                <w:szCs w:val="22"/>
+              </w:rPr>
+              <w:t>Grocery Store / Supermarket Type 1/2/3</w:t>
+            </w:r>
+          </w:p>
+        </w:tc>
+        <w:tc>
+          <w:tcPr>
+            <w:tcW w:w="2000" w:type="dxa"/>
+            <w:tcBorders>
+              <w:top w:val="single" w:sz="1" w:space="0" w:color="CCCCCC"/>
+              <w:left w:val="single" w:sz="1" w:space="0" w:color="CCCCCC"/>
+              <w:bottom w:val="single" w:sz="1" w:space="0" w:color="CCCCCC"/>
+              <w:right w:val="single" w:sz="1" w:space="0" w:color="CCCCCC"/>
+            </w:tcBorders>
+            <w:shd w:val="clear" w:color="auto" w:fill="EBF3FB"/>
+            <w:tcMar>
+              <w:top w:w="80" w:type="dxa"/>
+              <w:left w:w="120" w:type="dxa"/>
+              <w:bottom w:w="80" w:type="dxa"/>
+              <w:right w:w="120" w:type="dxa"/>
+            </w:tcMar>
+          </w:tcPr>
+          <w:p>
+            <w:r>
+              <w:rPr>
+                <w:sz w:val="22"/>
+                <w:szCs w:val="22"/>
+              </w:rPr>
+              <w:t>2</w:t>
+            </w:r>
+          </w:p>
+        </w:tc>
+      </w:tr>
+      <w:tr>
+        <w:tc>
+          <w:tcPr>
+            <w:tcW w:w="2000" w:type="dxa"/>
+            <w:tcBorders>
+              <w:top w:val="single" w:sz="1" w:space="0" w:color="CCCCCC"/>
+              <w:left w:val="single" w:sz="1" w:space="0" w:color="CCCCCC"/>
+              <w:bottom w:val="single" w:sz="1" w:space="0" w:color="CCCCCC"/>
+              <w:right w:val="single" w:sz="1" w:space="0" w:color="CCCCCC"/>
+            </w:tcBorders>
+            <w:shd w:val="clear" w:color="auto" w:fill="FFFFFF"/>
+            <w:tcMar>
+              <w:top w:w="80" w:type="dxa"/>
+              <w:left w:w="120" w:type="dxa"/>
+              <w:bottom w:w="80" w:type="dxa"/>
+              <w:right w:w="120" w:type="dxa"/>
+            </w:tcMar>
+          </w:tcPr>
+          <w:p>
+            <w:proofErr w:type="spellStart"/>
+            <w:r>
+              <w:rPr>
+                <w:sz w:val="22"/>
+                <w:szCs w:val="22"/>
+              </w:rPr>
+              <w:t>Outlet_Size</w:t>
+            </w:r>
+            <w:proofErr w:type="spellEnd"/>
+          </w:p>
+        </w:tc>
+        <w:tc>
+          <w:tcPr>
+            <w:tcW w:w="1600" w:type="dxa"/>
+            <w:tcBorders>
+              <w:top w:val="single" w:sz="1" w:space="0" w:color="CCCCCC"/>
+              <w:left w:val="single" w:sz="1" w:space="0" w:color="CCCCCC"/>
+              <w:bottom w:val="single" w:sz="1" w:space="0" w:color="CCCCCC"/>
+              <w:right w:val="single" w:sz="1" w:space="0" w:color="CCCCCC"/>
+            </w:tcBorders>
+            <w:shd w:val="clear" w:color="auto" w:fill="FFFFFF"/>
+            <w:tcMar>
+              <w:top w:w="80" w:type="dxa"/>
+              <w:left w:w="120" w:type="dxa"/>
+              <w:bottom w:w="80" w:type="dxa"/>
+              <w:right w:w="120" w:type="dxa"/>
+            </w:tcMar>
+          </w:tcPr>
+          <w:p>
+            <w:r>
+              <w:rPr>
+                <w:sz w:val="22"/>
+                <w:szCs w:val="22"/>
+              </w:rPr>
+              <w:t>Ordinal (0-2)</w:t>
+            </w:r>
+          </w:p>
+        </w:tc>
+        <w:tc>
+          <w:tcPr>
+            <w:tcW w:w="3760" w:type="dxa"/>
+            <w:tcBorders>
+              <w:top w:val="single" w:sz="1" w:space="0" w:color="CCCCCC"/>
+              <w:left w:val="single" w:sz="1" w:space="0" w:color="CCCCCC"/>
+              <w:bottom w:val="single" w:sz="1" w:space="0" w:color="CCCCCC"/>
+              <w:right w:val="single" w:sz="1" w:space="0" w:color="CCCCCC"/>
+            </w:tcBorders>
+            <w:shd w:val="clear" w:color="auto" w:fill="FFFFFF"/>
+            <w:tcMar>
+              <w:top w:w="80" w:type="dxa"/>
+              <w:left w:w="120" w:type="dxa"/>
+              <w:bottom w:w="80" w:type="dxa"/>
+              <w:right w:w="120" w:type="dxa"/>
+            </w:tcMar>
+          </w:tcPr>
+          <w:p>
+            <w:r>
+              <w:rPr>
+                <w:sz w:val="22"/>
+                <w:szCs w:val="22"/>
+              </w:rPr>
+              <w:t>Small / Medium / High</w:t>
+            </w:r>
+          </w:p>
+        </w:tc>
+        <w:tc>
+          <w:tcPr>
+            <w:tcW w:w="2000" w:type="dxa"/>
+            <w:tcBorders>
+              <w:top w:val="single" w:sz="1" w:space="0" w:color="CCCCCC"/>
+              <w:left w:val="single" w:sz="1" w:space="0" w:color="CCCCCC"/>
+              <w:bottom w:val="single" w:sz="1" w:space="0" w:color="CCCCCC"/>
+              <w:right w:val="single" w:sz="1" w:space="0" w:color="CCCCCC"/>
+            </w:tcBorders>
+            <w:shd w:val="clear" w:color="auto" w:fill="FFFFFF"/>
+            <w:tcMar>
+              <w:top w:w="80" w:type="dxa"/>
+              <w:left w:w="120" w:type="dxa"/>
+              <w:bottom w:w="80" w:type="dxa"/>
+              <w:right w:w="120" w:type="dxa"/>
+            </w:tcMar>
+          </w:tcPr>
+          <w:p>
+            <w:r>
+              <w:rPr>
+                <w:sz w:val="22"/>
+                <w:szCs w:val="22"/>
+              </w:rPr>
+              <w:t>1</w:t>
+            </w:r>
+          </w:p>
+        </w:tc>
+      </w:tr>
+      <w:tr>
+        <w:tc>
+          <w:tcPr>
+            <w:tcW w:w="2000" w:type="dxa"/>
+            <w:tcBorders>
+              <w:top w:val="single" w:sz="1" w:space="0" w:color="CCCCCC"/>
+              <w:left w:val="single" w:sz="1" w:space="0" w:color="CCCCCC"/>
+              <w:bottom w:val="single" w:sz="1" w:space="0" w:color="CCCCCC"/>
+              <w:right w:val="single" w:sz="1" w:space="0" w:color="CCCCCC"/>
+            </w:tcBorders>
+            <w:shd w:val="clear" w:color="auto" w:fill="EBF3FB"/>
+            <w:tcMar>
+              <w:top w:w="80" w:type="dxa"/>
+              <w:left w:w="120" w:type="dxa"/>
+              <w:bottom w:w="80" w:type="dxa"/>
+              <w:right w:w="120" w:type="dxa"/>
+            </w:tcMar>
+          </w:tcPr>
+          <w:p>
+            <w:proofErr w:type="spellStart"/>
+            <w:r>
+              <w:rPr>
+                <w:sz w:val="22"/>
+                <w:szCs w:val="22"/>
+              </w:rPr>
+              <w:t>Outlet_Location_Type</w:t>
+            </w:r>
+            <w:proofErr w:type="spellEnd"/>
+          </w:p>
+        </w:tc>
+        <w:tc>
+          <w:tcPr>
+            <w:tcW w:w="1600" w:type="dxa"/>
+            <w:tcBorders>
+              <w:top w:val="single" w:sz="1" w:space="0" w:color="CCCCCC"/>
+              <w:left w:val="single" w:sz="1" w:space="0" w:color="CCCCCC"/>
+              <w:bottom w:val="single" w:sz="1" w:space="0" w:color="CCCCCC"/>
+              <w:right w:val="single" w:sz="1" w:space="0" w:color="CCCCCC"/>
+            </w:tcBorders>
+            <w:shd w:val="clear" w:color="auto" w:fill="EBF3FB"/>
+            <w:tcMar>
+              <w:top w:w="80" w:type="dxa"/>
+              <w:left w:w="120" w:type="dxa"/>
+              <w:bottom w:w="80" w:type="dxa"/>
+              <w:right w:w="120" w:type="dxa"/>
+            </w:tcMar>
+          </w:tcPr>
+          <w:p>
+            <w:r>
+              <w:rPr>
+                <w:sz w:val="22"/>
+                <w:szCs w:val="22"/>
+              </w:rPr>
+              <w:t>Ordinal (0-2)</w:t>
+            </w:r>
+          </w:p>
+        </w:tc>
+        <w:tc>
+          <w:tcPr>
+            <w:tcW w:w="3760" w:type="dxa"/>
+            <w:tcBorders>
+              <w:top w:val="single" w:sz="1" w:space="0" w:color="CCCCCC"/>
+              <w:left w:val="single" w:sz="1" w:space="0" w:color="CCCCCC"/>
+              <w:bottom w:val="single" w:sz="1" w:space="0" w:color="CCCCCC"/>
+              <w:right w:val="single" w:sz="1" w:space="0" w:color="CCCCCC"/>
+            </w:tcBorders>
+            <w:shd w:val="clear" w:color="auto" w:fill="EBF3FB"/>
+            <w:tcMar>
+              <w:top w:w="80" w:type="dxa"/>
+              <w:left w:w="120" w:type="dxa"/>
+              <w:bottom w:w="80" w:type="dxa"/>
+              <w:right w:w="120" w:type="dxa"/>
+            </w:tcMar>
+          </w:tcPr>
+          <w:p>
+            <w:r>
+              <w:rPr>
+                <w:sz w:val="22"/>
+                <w:szCs w:val="22"/>
+              </w:rPr>
+              <w:t>Tier 1 / Tier 2 / Tier 3</w:t>
+            </w:r>
+          </w:p>
+        </w:tc>
+        <w:tc>
+          <w:tcPr>
+            <w:tcW w:w="2000" w:type="dxa"/>
+            <w:tcBorders>
+              <w:top w:val="single" w:sz="1" w:space="0" w:color="CCCCCC"/>
+              <w:left w:val="single" w:sz="1" w:space="0" w:color="CCCCCC"/>
+              <w:bottom w:val="single" w:sz="1" w:space="0" w:color="CCCCCC"/>
+              <w:right w:val="single" w:sz="1" w:space="0" w:color="CCCCCC"/>
+            </w:tcBorders>
+            <w:shd w:val="clear" w:color="auto" w:fill="EBF3FB"/>
+            <w:tcMar>
+              <w:top w:w="80" w:type="dxa"/>
+              <w:left w:w="120" w:type="dxa"/>
+              <w:bottom w:w="80" w:type="dxa"/>
+              <w:right w:w="120" w:type="dxa"/>
+            </w:tcMar>
+          </w:tcPr>
+          <w:p>
+            <w:r>
+              <w:rPr>
+                <w:sz w:val="22"/>
+                <w:szCs w:val="22"/>
+              </w:rPr>
+              <w:t>1</w:t>
+            </w:r>
+          </w:p>
+        </w:tc>
+      </w:tr>
+      <w:tr>
+        <w:tc>
+          <w:tcPr>
+            <w:tcW w:w="2000" w:type="dxa"/>
+            <w:tcBorders>
+              <w:top w:val="single" w:sz="1" w:space="0" w:color="CCCCCC"/>
+              <w:left w:val="single" w:sz="1" w:space="0" w:color="CCCCCC"/>
+              <w:bottom w:val="single" w:sz="1" w:space="0" w:color="CCCCCC"/>
+              <w:right w:val="single" w:sz="1" w:space="0" w:color="CCCCCC"/>
+            </w:tcBorders>
+            <w:shd w:val="clear" w:color="auto" w:fill="FFFFFF"/>
+            <w:tcMar>
+              <w:top w:w="80" w:type="dxa"/>
+              <w:left w:w="120" w:type="dxa"/>
+              <w:bottom w:w="80" w:type="dxa"/>
+              <w:right w:w="120" w:type="dxa"/>
+            </w:tcMar>
+          </w:tcPr>
+          <w:p>
+            <w:proofErr w:type="spellStart"/>
+            <w:r>
+              <w:rPr>
+                <w:sz w:val="22"/>
+                <w:szCs w:val="22"/>
+              </w:rPr>
+              <w:t>Item_Visibility</w:t>
+            </w:r>
+            <w:proofErr w:type="spellEnd"/>
+          </w:p>
+        </w:tc>
+        <w:tc>
+          <w:tcPr>
+            <w:tcW w:w="1600" w:type="dxa"/>
+            <w:tcBorders>
+              <w:top w:val="single" w:sz="1" w:space="0" w:color="CCCCCC"/>
+              <w:left w:val="single" w:sz="1" w:space="0" w:color="CCCCCC"/>
+              <w:bottom w:val="single" w:sz="1" w:space="0" w:color="CCCCCC"/>
+              <w:right w:val="single" w:sz="1" w:space="0" w:color="CCCCCC"/>
+            </w:tcBorders>
+            <w:shd w:val="clear" w:color="auto" w:fill="FFFFFF"/>
+            <w:tcMar>
+              <w:top w:w="80" w:type="dxa"/>
+              <w:left w:w="120" w:type="dxa"/>
+              <w:bottom w:w="80" w:type="dxa"/>
+              <w:right w:w="120" w:type="dxa"/>
+            </w:tcMar>
+          </w:tcPr>
+          <w:p>
+            <w:r>
+              <w:rPr>
+                <w:sz w:val="22"/>
+                <w:szCs w:val="22"/>
+              </w:rPr>
+              <w:t>Continuous (scaled)</w:t>
+            </w:r>
+          </w:p>
+        </w:tc>
+        <w:tc>
+          <w:tcPr>
+            <w:tcW w:w="3760" w:type="dxa"/>
+            <w:tcBorders>
+              <w:top w:val="single" w:sz="1" w:space="0" w:color="CCCCCC"/>
+              <w:left w:val="single" w:sz="1" w:space="0" w:color="CCCCCC"/>
+              <w:bottom w:val="single" w:sz="1" w:space="0" w:color="CCCCCC"/>
+              <w:right w:val="single" w:sz="1" w:space="0" w:color="CCCCCC"/>
+            </w:tcBorders>
+            <w:shd w:val="clear" w:color="auto" w:fill="FFFFFF"/>
+            <w:tcMar>
+              <w:top w:w="80" w:type="dxa"/>
+              <w:left w:w="120" w:type="dxa"/>
+              <w:bottom w:w="80" w:type="dxa"/>
+              <w:right w:w="120" w:type="dxa"/>
+            </w:tcMar>
+          </w:tcPr>
+          <w:p>
+            <w:r>
+              <w:rPr>
+                <w:sz w:val="22"/>
+                <w:szCs w:val="22"/>
+              </w:rPr>
+              <w:t>Shelf display area fraction (post-imputation)</w:t>
+            </w:r>
+          </w:p>
+        </w:tc>
+        <w:tc>
+          <w:tcPr>
+            <w:tcW w:w="2000" w:type="dxa"/>
+            <w:tcBorders>
+              <w:top w:val="single" w:sz="1" w:space="0" w:color="CCCCCC"/>
+              <w:left w:val="single" w:sz="1" w:space="0" w:color="CCCCCC"/>
+              <w:bottom w:val="single" w:sz="1" w:space="0" w:color="CCCCCC"/>
+              <w:right w:val="single" w:sz="1" w:space="0" w:color="CCCCCC"/>
+            </w:tcBorders>
+            <w:shd w:val="clear" w:color="auto" w:fill="FFFFFF"/>
+            <w:tcMar>
+              <w:top w:w="80" w:type="dxa"/>
+              <w:left w:w="120" w:type="dxa"/>
+              <w:bottom w:w="80" w:type="dxa"/>
+              <w:right w:w="120" w:type="dxa"/>
+            </w:tcMar>
+          </w:tcPr>
+          <w:p>
+            <w:r>
+              <w:rPr>
+                <w:sz w:val="22"/>
+                <w:szCs w:val="22"/>
+              </w:rPr>
+              <w:t>1</w:t>
+            </w:r>
+          </w:p>
+        </w:tc>
+      </w:tr>
+      <w:tr>
+        <w:tc>
+          <w:tcPr>
+            <w:tcW w:w="2000" w:type="dxa"/>
+            <w:tcBorders>
+              <w:top w:val="single" w:sz="1" w:space="0" w:color="CCCCCC"/>
+              <w:left w:val="single" w:sz="1" w:space="0" w:color="CCCCCC"/>
+              <w:bottom w:val="single" w:sz="1" w:space="0" w:color="CCCCCC"/>
+              <w:right w:val="single" w:sz="1" w:space="0" w:color="CCCCCC"/>
+            </w:tcBorders>
+            <w:shd w:val="clear" w:color="auto" w:fill="EBF3FB"/>
+            <w:tcMar>
+              <w:top w:w="80" w:type="dxa"/>
+              <w:left w:w="120" w:type="dxa"/>
+              <w:bottom w:w="80" w:type="dxa"/>
+              <w:right w:w="120" w:type="dxa"/>
+            </w:tcMar>
+          </w:tcPr>
+          <w:p>
+            <w:proofErr w:type="spellStart"/>
+            <w:r>
+              <w:rPr>
+                <w:sz w:val="22"/>
+                <w:szCs w:val="22"/>
+              </w:rPr>
+              <w:t>Item_Frequency</w:t>
+            </w:r>
+            <w:proofErr w:type="spellEnd"/>
+          </w:p>
+        </w:tc>
+        <w:tc>
+          <w:tcPr>
+            <w:tcW w:w="1600" w:type="dxa"/>
+            <w:tcBorders>
+              <w:top w:val="single" w:sz="1" w:space="0" w:color="CCCCCC"/>
+              <w:left w:val="single" w:sz="1" w:space="0" w:color="CCCCCC"/>
+              <w:bottom w:val="single" w:sz="1" w:space="0" w:color="CCCCCC"/>
+              <w:right w:val="single" w:sz="1" w:space="0" w:color="CCCCCC"/>
+            </w:tcBorders>
+            <w:shd w:val="clear" w:color="auto" w:fill="EBF3FB"/>
+            <w:tcMar>
+              <w:top w:w="80" w:type="dxa"/>
+              <w:left w:w="120" w:type="dxa"/>
+              <w:bottom w:w="80" w:type="dxa"/>
+              <w:right w:w="120" w:type="dxa"/>
+            </w:tcMar>
+          </w:tcPr>
+          <w:p>
+            <w:r>
+              <w:rPr>
+                <w:sz w:val="22"/>
+                <w:szCs w:val="22"/>
+              </w:rPr>
+              <w:t>Binary</w:t>
+            </w:r>
+          </w:p>
+        </w:tc>
+        <w:tc>
+          <w:tcPr>
+            <w:tcW w:w="3760" w:type="dxa"/>
+            <w:tcBorders>
+              <w:top w:val="single" w:sz="1" w:space="0" w:color="CCCCCC"/>
+              <w:left w:val="single" w:sz="1" w:space="0" w:color="CCCCCC"/>
+              <w:bottom w:val="single" w:sz="1" w:space="0" w:color="CCCCCC"/>
+              <w:right w:val="single" w:sz="1" w:space="0" w:color="CCCCCC"/>
+            </w:tcBorders>
+            <w:shd w:val="clear" w:color="auto" w:fill="EBF3FB"/>
+            <w:tcMar>
+              <w:top w:w="80" w:type="dxa"/>
+              <w:left w:w="120" w:type="dxa"/>
+              <w:bottom w:w="80" w:type="dxa"/>
+              <w:right w:w="120" w:type="dxa"/>
+            </w:tcMar>
+          </w:tcPr>
+          <w:p>
+            <w:r>
+              <w:rPr>
+                <w:sz w:val="22"/>
+                <w:szCs w:val="22"/>
+              </w:rPr>
+              <w:t>Daily (D) vs Seasonal (S) consumption</w:t>
+            </w:r>
+          </w:p>
+        </w:tc>
+        <w:tc>
+          <w:tcPr>
+            <w:tcW w:w="2000" w:type="dxa"/>
+            <w:tcBorders>
+              <w:top w:val="single" w:sz="1" w:space="0" w:color="CCCCCC"/>
+              <w:left w:val="single" w:sz="1" w:space="0" w:color="CCCCCC"/>
+              <w:bottom w:val="single" w:sz="1" w:space="0" w:color="CCCCCC"/>
+              <w:right w:val="single" w:sz="1" w:space="0" w:color="CCCCCC"/>
+            </w:tcBorders>
+            <w:shd w:val="clear" w:color="auto" w:fill="EBF3FB"/>
+            <w:tcMar>
+              <w:top w:w="80" w:type="dxa"/>
+              <w:left w:w="120" w:type="dxa"/>
+              <w:bottom w:w="80" w:type="dxa"/>
+              <w:right w:w="120" w:type="dxa"/>
+            </w:tcMar>
+          </w:tcPr>
+          <w:p>
+            <w:r>
+              <w:rPr>
+                <w:sz w:val="22"/>
+                <w:szCs w:val="22"/>
+              </w:rPr>
+              <w:t>1</w:t>
+            </w:r>
+          </w:p>
+        </w:tc>
+      </w:tr>
+      <w:tr>
+        <w:tc>
+          <w:tcPr>
+            <w:tcW w:w="2000" w:type="dxa"/>
+            <w:tcBorders>
+              <w:top w:val="single" w:sz="1" w:space="0" w:color="CCCCCC"/>
+              <w:left w:val="single" w:sz="1" w:space="0" w:color="CCCCCC"/>
+              <w:bottom w:val="single" w:sz="1" w:space="0" w:color="CCCCCC"/>
+              <w:right w:val="single" w:sz="1" w:space="0" w:color="CCCCCC"/>
+            </w:tcBorders>
+            <w:shd w:val="clear" w:color="auto" w:fill="FFFFFF"/>
+            <w:tcMar>
+              <w:top w:w="80" w:type="dxa"/>
+              <w:left w:w="120" w:type="dxa"/>
+              <w:bottom w:w="80" w:type="dxa"/>
+              <w:right w:w="120" w:type="dxa"/>
+            </w:tcMar>
+          </w:tcPr>
+          <w:p>
+            <w:proofErr w:type="spellStart"/>
+            <w:r>
+              <w:rPr>
+                <w:sz w:val="22"/>
+                <w:szCs w:val="22"/>
+              </w:rPr>
+              <w:t>Item_Type</w:t>
+            </w:r>
+            <w:proofErr w:type="spellEnd"/>
+          </w:p>
+        </w:tc>
+        <w:tc>
+          <w:tcPr>
+            <w:tcW w:w="1600" w:type="dxa"/>
+            <w:tcBorders>
+              <w:top w:val="single" w:sz="1" w:space="0" w:color="CCCCCC"/>
+              <w:left w:val="single" w:sz="1" w:space="0" w:color="CCCCCC"/>
+              <w:bottom w:val="single" w:sz="1" w:space="0" w:color="CCCCCC"/>
+              <w:right w:val="single" w:sz="1" w:space="0" w:color="CCCCCC"/>
+            </w:tcBorders>
+            <w:shd w:val="clear" w:color="auto" w:fill="FFFFFF"/>
+            <w:tcMar>
+              <w:top w:w="80" w:type="dxa"/>
+              <w:left w:w="120" w:type="dxa"/>
+              <w:bottom w:w="80" w:type="dxa"/>
+              <w:right w:w="120" w:type="dxa"/>
+            </w:tcMar>
+          </w:tcPr>
+          <w:p>
+            <w:r>
+              <w:rPr>
+                <w:sz w:val="22"/>
+                <w:szCs w:val="22"/>
+              </w:rPr>
+              <w:t>Categorical (encoded)</w:t>
+            </w:r>
+          </w:p>
+        </w:tc>
+        <w:tc>
+          <w:tcPr>
+            <w:tcW w:w="3760" w:type="dxa"/>
+            <w:tcBorders>
+              <w:top w:val="single" w:sz="1" w:space="0" w:color="CCCCCC"/>
+              <w:left w:val="single" w:sz="1" w:space="0" w:color="CCCCCC"/>
+              <w:bottom w:val="single" w:sz="1" w:space="0" w:color="CCCCCC"/>
+              <w:right w:val="single" w:sz="1" w:space="0" w:color="CCCCCC"/>
+            </w:tcBorders>
+            <w:shd w:val="clear" w:color="auto" w:fill="FFFFFF"/>
+            <w:tcMar>
+              <w:top w:w="80" w:type="dxa"/>
+              <w:left w:w="120" w:type="dxa"/>
+              <w:bottom w:w="80" w:type="dxa"/>
+              <w:right w:w="120" w:type="dxa"/>
+            </w:tcMar>
+          </w:tcPr>
+          <w:p>
+            <w:r>
+              <w:rPr>
+                <w:sz w:val="22"/>
+                <w:szCs w:val="22"/>
+              </w:rPr>
+              <w:t>16 product categories</w:t>
+            </w:r>
+          </w:p>
+        </w:tc>
+        <w:tc>
+          <w:tcPr>
+            <w:tcW w:w="2000" w:type="dxa"/>
+            <w:tcBorders>
+              <w:top w:val="single" w:sz="1" w:space="0" w:color="CCCCCC"/>
+              <w:left w:val="single" w:sz="1" w:space="0" w:color="CCCCCC"/>
+              <w:bottom w:val="single" w:sz="1" w:space="0" w:color="CCCCCC"/>
+              <w:right w:val="single" w:sz="1" w:space="0" w:color="CCCCCC"/>
+            </w:tcBorders>
+            <w:shd w:val="clear" w:color="auto" w:fill="FFFFFF"/>
+            <w:tcMar>
+              <w:top w:w="80" w:type="dxa"/>
+              <w:left w:w="120" w:type="dxa"/>
+              <w:bottom w:w="80" w:type="dxa"/>
+              <w:right w:w="120" w:type="dxa"/>
+            </w:tcMar>
+          </w:tcPr>
+          <w:p>
+            <w:r>
+              <w:rPr>
+                <w:sz w:val="22"/>
+                <w:szCs w:val="22"/>
+              </w:rPr>
+              <w:t>1</w:t>
+            </w:r>
+          </w:p>
+        </w:tc>
+      </w:tr>
+      <w:tr>
+        <w:tc>
+          <w:tcPr>
+            <w:tcW w:w="2000" w:type="dxa"/>
+            <w:tcBorders>
+              <w:top w:val="single" w:sz="1" w:space="0" w:color="CCCCCC"/>
+              <w:left w:val="single" w:sz="1" w:space="0" w:color="CCCCCC"/>
+              <w:bottom w:val="single" w:sz="1" w:space="0" w:color="CCCCCC"/>
+              <w:right w:val="single" w:sz="1" w:space="0" w:color="CCCCCC"/>
+            </w:tcBorders>
+            <w:shd w:val="clear" w:color="auto" w:fill="EBF3FB"/>
+            <w:tcMar>
+              <w:top w:w="80" w:type="dxa"/>
+              <w:left w:w="120" w:type="dxa"/>
+              <w:bottom w:w="80" w:type="dxa"/>
+              <w:right w:w="120" w:type="dxa"/>
+            </w:tcMar>
+          </w:tcPr>
+          <w:p>
+            <w:proofErr w:type="spellStart"/>
+            <w:r>
+              <w:rPr>
+                <w:sz w:val="22"/>
+                <w:szCs w:val="22"/>
+              </w:rPr>
+              <w:t>Item_Identifier_Type</w:t>
+            </w:r>
+            <w:proofErr w:type="spellEnd"/>
+          </w:p>
+        </w:tc>
+        <w:tc>
+          <w:tcPr>
+            <w:tcW w:w="1600" w:type="dxa"/>
+            <w:tcBorders>
+              <w:top w:val="single" w:sz="1" w:space="0" w:color="CCCCCC"/>
+              <w:left w:val="single" w:sz="1" w:space="0" w:color="CCCCCC"/>
+              <w:bottom w:val="single" w:sz="1" w:space="0" w:color="CCCCCC"/>
+              <w:right w:val="single" w:sz="1" w:space="0" w:color="CCCCCC"/>
+            </w:tcBorders>
+            <w:shd w:val="clear" w:color="auto" w:fill="EBF3FB"/>
+            <w:tcMar>
+              <w:top w:w="80" w:type="dxa"/>
+              <w:left w:w="120" w:type="dxa"/>
+              <w:bottom w:w="80" w:type="dxa"/>
+              <w:right w:w="120" w:type="dxa"/>
+            </w:tcMar>
+          </w:tcPr>
+          <w:p>
+            <w:r>
+              <w:rPr>
+                <w:sz w:val="22"/>
+                <w:szCs w:val="22"/>
+              </w:rPr>
+              <w:t>Categorical (encoded)</w:t>
+            </w:r>
+          </w:p>
+        </w:tc>
+        <w:tc>
+          <w:tcPr>
+            <w:tcW w:w="3760" w:type="dxa"/>
+            <w:tcBorders>
+              <w:top w:val="single" w:sz="1" w:space="0" w:color="CCCCCC"/>
+              <w:left w:val="single" w:sz="1" w:space="0" w:color="CCCCCC"/>
+              <w:bottom w:val="single" w:sz="1" w:space="0" w:color="CCCCCC"/>
+              <w:right w:val="single" w:sz="1" w:space="0" w:color="CCCCCC"/>
+            </w:tcBorders>
+            <w:shd w:val="clear" w:color="auto" w:fill="EBF3FB"/>
+            <w:tcMar>
+              <w:top w:w="80" w:type="dxa"/>
+              <w:left w:w="120" w:type="dxa"/>
+              <w:bottom w:w="80" w:type="dxa"/>
+              <w:right w:w="120" w:type="dxa"/>
+            </w:tcMar>
+          </w:tcPr>
+          <w:p>
+            <w:r>
+              <w:rPr>
+                <w:sz w:val="22"/>
+                <w:szCs w:val="22"/>
+              </w:rPr>
+              <w:t>FD / DR / NC prefix</w:t>
+            </w:r>
+          </w:p>
+        </w:tc>
+        <w:tc>
+          <w:tcPr>
+            <w:tcW w:w="2000" w:type="dxa"/>
+            <w:tcBorders>
+              <w:top w:val="single" w:sz="1" w:space="0" w:color="CCCCCC"/>
+              <w:left w:val="single" w:sz="1" w:space="0" w:color="CCCCCC"/>
+              <w:bottom w:val="single" w:sz="1" w:space="0" w:color="CCCCCC"/>
+              <w:right w:val="single" w:sz="1" w:space="0" w:color="CCCCCC"/>
+            </w:tcBorders>
+            <w:shd w:val="clear" w:color="auto" w:fill="EBF3FB"/>
+            <w:tcMar>
+              <w:top w:w="80" w:type="dxa"/>
+              <w:left w:w="120" w:type="dxa"/>
+              <w:bottom w:w="80" w:type="dxa"/>
+              <w:right w:w="120" w:type="dxa"/>
+            </w:tcMar>
+          </w:tcPr>
+          <w:p>
+            <w:r>
+              <w:rPr>
+                <w:sz w:val="22"/>
+                <w:szCs w:val="22"/>
+              </w:rPr>
+              <w:t>1</w:t>
+            </w:r>
+          </w:p>
+        </w:tc>
+      </w:tr>
+      <w:tr>
+        <w:tc>
+          <w:tcPr>
+            <w:tcW w:w="2000" w:type="dxa"/>
+            <w:tcBorders>
+              <w:top w:val="single" w:sz="1" w:space="0" w:color="CCCCCC"/>
+              <w:left w:val="single" w:sz="1" w:space="0" w:color="CCCCCC"/>
+              <w:bottom w:val="single" w:sz="1" w:space="0" w:color="CCCCCC"/>
+              <w:right w:val="single" w:sz="1" w:space="0" w:color="CCCCCC"/>
+            </w:tcBorders>
+            <w:shd w:val="clear" w:color="auto" w:fill="FFFFFF"/>
+            <w:tcMar>
+              <w:top w:w="80" w:type="dxa"/>
+              <w:left w:w="120" w:type="dxa"/>
+              <w:bottom w:w="80" w:type="dxa"/>
+              <w:right w:w="120" w:type="dxa"/>
+            </w:tcMar>
+          </w:tcPr>
+          <w:p>
+            <w:proofErr w:type="spellStart"/>
+            <w:r>
+              <w:rPr>
+                <w:sz w:val="22"/>
+                <w:szCs w:val="22"/>
+              </w:rPr>
+              <w:t>Outlet_Status</w:t>
+            </w:r>
+            <w:proofErr w:type="spellEnd"/>
+          </w:p>
+        </w:tc>
+        <w:tc>
+          <w:tcPr>
+            <w:tcW w:w="1600" w:type="dxa"/>
+            <w:tcBorders>
+              <w:top w:val="single" w:sz="1" w:space="0" w:color="CCCCCC"/>
+              <w:left w:val="single" w:sz="1" w:space="0" w:color="CCCCCC"/>
+              <w:bottom w:val="single" w:sz="1" w:space="0" w:color="CCCCCC"/>
+              <w:right w:val="single" w:sz="1" w:space="0" w:color="CCCCCC"/>
+            </w:tcBorders>
+            <w:shd w:val="clear" w:color="auto" w:fill="FFFFFF"/>
+            <w:tcMar>
+              <w:top w:w="80" w:type="dxa"/>
+              <w:left w:w="120" w:type="dxa"/>
+              <w:bottom w:w="80" w:type="dxa"/>
+              <w:right w:w="120" w:type="dxa"/>
+            </w:tcMar>
+          </w:tcPr>
+          <w:p>
+            <w:r>
+              <w:rPr>
+                <w:sz w:val="22"/>
+                <w:szCs w:val="22"/>
+              </w:rPr>
+              <w:t>Binary</w:t>
+            </w:r>
+          </w:p>
+        </w:tc>
+        <w:tc>
+          <w:tcPr>
+            <w:tcW w:w="3760" w:type="dxa"/>
+            <w:tcBorders>
+              <w:top w:val="single" w:sz="1" w:space="0" w:color="CCCCCC"/>
+              <w:left w:val="single" w:sz="1" w:space="0" w:color="CCCCCC"/>
+              <w:bottom w:val="single" w:sz="1" w:space="0" w:color="CCCCCC"/>
+              <w:right w:val="single" w:sz="1" w:space="0" w:color="CCCCCC"/>
+            </w:tcBorders>
+            <w:shd w:val="clear" w:color="auto" w:fill="FFFFFF"/>
+            <w:tcMar>
+              <w:top w:w="80" w:type="dxa"/>
+              <w:left w:w="120" w:type="dxa"/>
+              <w:bottom w:w="80" w:type="dxa"/>
+              <w:right w:w="120" w:type="dxa"/>
+            </w:tcMar>
+          </w:tcPr>
+          <w:p>
+            <w:r>
+              <w:rPr>
+                <w:sz w:val="22"/>
+                <w:szCs w:val="22"/>
+              </w:rPr>
+              <w:t>Established before/after 2000</w:t>
+            </w:r>
+          </w:p>
+        </w:tc>
+        <w:tc>
+          <w:tcPr>
+            <w:tcW w:w="2000" w:type="dxa"/>
+            <w:tcBorders>
+              <w:top w:val="single" w:sz="1" w:space="0" w:color="CCCCCC"/>
+              <w:left w:val="single" w:sz="1" w:space="0" w:color="CCCCCC"/>
+              <w:bottom w:val="single" w:sz="1" w:space="0" w:color="CCCCCC"/>
+              <w:right w:val="single" w:sz="1" w:space="0" w:color="CCCCCC"/>
+            </w:tcBorders>
+            <w:shd w:val="clear" w:color="auto" w:fill="FFFFFF"/>
+            <w:tcMar>
+              <w:top w:w="80" w:type="dxa"/>
+              <w:left w:w="120" w:type="dxa"/>
+              <w:bottom w:w="80" w:type="dxa"/>
+              <w:right w:w="120" w:type="dxa"/>
+            </w:tcMar>
+          </w:tcPr>
+          <w:p>
+            <w:r>
+              <w:rPr>
+                <w:sz w:val="22"/>
+                <w:szCs w:val="22"/>
+              </w:rPr>
+              <w:t>1</w:t>
+            </w:r>
+          </w:p>
+        </w:tc>
+      </w:tr>
+      <w:tr>
+        <w:tc>
+          <w:tcPr>
+            <w:tcW w:w="2000" w:type="dxa"/>
+            <w:tcBorders>
+              <w:top w:val="single" w:sz="1" w:space="0" w:color="CCCCCC"/>
+              <w:left w:val="single" w:sz="1" w:space="0" w:color="CCCCCC"/>
+              <w:bottom w:val="single" w:sz="1" w:space="0" w:color="CCCCCC"/>
+              <w:right w:val="single" w:sz="1" w:space="0" w:color="CCCCCC"/>
+            </w:tcBorders>
+            <w:shd w:val="clear" w:color="auto" w:fill="EBF3FB"/>
+            <w:tcMar>
+              <w:top w:w="80" w:type="dxa"/>
+              <w:left w:w="120" w:type="dxa"/>
+              <w:bottom w:w="80" w:type="dxa"/>
+              <w:right w:w="120" w:type="dxa"/>
+            </w:tcMar>
+          </w:tcPr>
+          <w:p>
+            <w:proofErr w:type="spellStart"/>
+            <w:r>
+              <w:rPr>
+                <w:sz w:val="22"/>
+                <w:szCs w:val="22"/>
+              </w:rPr>
+              <w:t>Calorie_Count_per_givenwt</w:t>
+            </w:r>
+            <w:proofErr w:type="spellEnd"/>
+          </w:p>
+        </w:tc>
+        <w:tc>
+          <w:tcPr>
+            <w:tcW w:w="1600" w:type="dxa"/>
+            <w:tcBorders>
+              <w:top w:val="single" w:sz="1" w:space="0" w:color="CCCCCC"/>
+              <w:left w:val="single" w:sz="1" w:space="0" w:color="CCCCCC"/>
+              <w:bottom w:val="single" w:sz="1" w:space="0" w:color="CCCCCC"/>
+              <w:right w:val="single" w:sz="1" w:space="0" w:color="CCCCCC"/>
+            </w:tcBorders>
+            <w:shd w:val="clear" w:color="auto" w:fill="EBF3FB"/>
+            <w:tcMar>
+              <w:top w:w="80" w:type="dxa"/>
+              <w:left w:w="120" w:type="dxa"/>
+              <w:bottom w:w="80" w:type="dxa"/>
+              <w:right w:w="120" w:type="dxa"/>
+            </w:tcMar>
+          </w:tcPr>
+          <w:p>
+            <w:r>
+              <w:rPr>
+                <w:sz w:val="22"/>
+                <w:szCs w:val="22"/>
+              </w:rPr>
+              <w:t>Continuous</w:t>
+            </w:r>
+          </w:p>
+        </w:tc>
+        <w:tc>
+          <w:tcPr>
+            <w:tcW w:w="3760" w:type="dxa"/>
+            <w:tcBorders>
+              <w:top w:val="single" w:sz="1" w:space="0" w:color="CCCCCC"/>
+              <w:left w:val="single" w:sz="1" w:space="0" w:color="CCCCCC"/>
+              <w:bottom w:val="single" w:sz="1" w:space="0" w:color="CCCCCC"/>
+              <w:right w:val="single" w:sz="1" w:space="0" w:color="CCCCCC"/>
+            </w:tcBorders>
+            <w:shd w:val="clear" w:color="auto" w:fill="EBF3FB"/>
+            <w:tcMar>
+              <w:top w:w="80" w:type="dxa"/>
+              <w:left w:w="120" w:type="dxa"/>
+              <w:bottom w:w="80" w:type="dxa"/>
+              <w:right w:w="120" w:type="dxa"/>
+            </w:tcMar>
+          </w:tcPr>
+          <w:p>
+            <w:r>
+              <w:rPr>
+                <w:sz w:val="22"/>
+                <w:szCs w:val="22"/>
+              </w:rPr>
+              <w:t>Domain proxy: calories per item weight</w:t>
+            </w:r>
+          </w:p>
+        </w:tc>
+        <w:tc>
+          <w:tcPr>
+            <w:tcW w:w="2000" w:type="dxa"/>
+            <w:tcBorders>
+              <w:top w:val="single" w:sz="1" w:space="0" w:color="CCCCCC"/>
+              <w:left w:val="single" w:sz="1" w:space="0" w:color="CCCCCC"/>
+              <w:bottom w:val="single" w:sz="1" w:space="0" w:color="CCCCCC"/>
+              <w:right w:val="single" w:sz="1" w:space="0" w:color="CCCCCC"/>
+            </w:tcBorders>
+            <w:shd w:val="clear" w:color="auto" w:fill="EBF3FB"/>
+            <w:tcMar>
+              <w:top w:w="80" w:type="dxa"/>
+              <w:left w:w="120" w:type="dxa"/>
+              <w:bottom w:w="80" w:type="dxa"/>
+              <w:right w:w="120" w:type="dxa"/>
+            </w:tcMar>
+          </w:tcPr>
+          <w:p>
+            <w:r>
+              <w:rPr>
+                <w:sz w:val="22"/>
+                <w:szCs w:val="22"/>
+              </w:rPr>
+              <w:t>1</w:t>
+            </w:r>
+          </w:p>
+        </w:tc>
+      </w:tr>
+    </w:tbl>
+    <w:p/>
     <w:p/>
     <w:p>
       <w:pPr>
@@ -451,6 +2017,7 @@
         <w:ind w:firstLine="720"/>
       </w:pPr>
       <w:r>
+        <w:lastRenderedPageBreak/>
         <w:t xml:space="preserve">Models evaluated included Linear Regression, Ridge, Lasso, Decision Tree, Random Forest, Gradient Boosting, AdaBoost, and Bagging, with hyperparameter tuning via </w:t>
       </w:r>
       <w:proofErr w:type="spellStart"/>
@@ -459,19 +2026,23 @@
       </w:r>
       <w:proofErr w:type="spellEnd"/>
       <w:r>
-        <w:t xml:space="preserve">. An 80/20 train-test split and cross-validation were applied, with RMSE as </w:t>
-      </w:r>
-      <w:r>
-        <w:lastRenderedPageBreak/>
-        <w:t xml:space="preserve">the primary evaluation metric. The final selected model was a Bagging ensemble of </w:t>
-      </w:r>
-      <w:proofErr w:type="spellStart"/>
-      <w:r>
-        <w:t>GradientBoostingRegressor</w:t>
-      </w:r>
-      <w:proofErr w:type="spellEnd"/>
-      <w:r>
-        <w:t xml:space="preserve"> with tuned hyperparameters, with predictions clipped to positive values.</w:t>
+        <w:t xml:space="preserve">. </w:t>
+      </w:r>
+    </w:p>
+    <w:p>
+      <w:pPr>
+        <w:ind w:firstLine="720"/>
+      </w:pPr>
+      <w:r>
+        <w:t xml:space="preserve">An 80/20 train-test </w:t>
+      </w:r>
+      <w:proofErr w:type="gramStart"/>
+      <w:r>
+        <w:t>split</w:t>
+      </w:r>
+      <w:proofErr w:type="gramEnd"/>
+      <w:r>
+        <w:t xml:space="preserve"> and cross-validation were applied, with RMSE as the primary evaluation metric. </w:t>
       </w:r>
     </w:p>
     <w:p/>
@@ -610,91 +2181,17 @@
       </w:pPr>
     </w:p>
     <w:p>
-      <w:r>
-        <w:t>The original paper written by the dataset creator:</w:t>
-      </w:r>
-    </w:p>
-    <w:p>
-      <w:pPr>
-        <w:ind w:left="720" w:hanging="720"/>
-      </w:pPr>
-      <w:r>
-        <w:t xml:space="preserve">Altman, E. R. (2019, October 4). </w:t>
-      </w:r>
-      <w:r>
-        <w:rPr>
-          <w:i/>
-          <w:iCs/>
-        </w:rPr>
-        <w:t>Synthesizing credit card transactions</w:t>
-      </w:r>
-      <w:r>
-        <w:t>. arXiv.org. https://arxiv.org/abs/1910.03033</w:t>
-      </w:r>
+      <w:hyperlink r:id="rId6" w:history="1">
+        <w:r>
+          <w:rPr>
+            <w:rStyle w:val="Hyperlink"/>
+          </w:rPr>
+          <w:t>https://www.kaggle.com/datasets/yasserh/bigmartsalesdataset</w:t>
+        </w:r>
+      </w:hyperlink>
     </w:p>
     <w:p/>
-    <w:p>
-      <w:r>
-        <w:t>A Medium article on LSTM models:</w:t>
-      </w:r>
-    </w:p>
-    <w:p>
-      <w:pPr>
-        <w:ind w:left="720" w:hanging="720"/>
-      </w:pPr>
-      <w:r>
-        <w:t xml:space="preserve">J, R. T. J. (2024, March 6). LSTMs Explained: A Complete, Technically Accurate, Conceptual Guide </w:t>
-      </w:r>
-      <w:proofErr w:type="gramStart"/>
-      <w:r>
-        <w:t>with</w:t>
-      </w:r>
-      <w:proofErr w:type="gramEnd"/>
-      <w:r>
-        <w:t xml:space="preserve"> Keras. Medium. https://medium.com/analytics-vidhya/lstms-explained-a-complete-technically-accurate-conceptual-guide-with-keras-2a650327e8f2</w:t>
-      </w:r>
-    </w:p>
     <w:p/>
-    <w:p>
-      <w:r>
-        <w:t>A paper on Graph Neural Networks:</w:t>
-      </w:r>
-    </w:p>
-    <w:p>
-      <w:pPr>
-        <w:ind w:left="720" w:hanging="720"/>
-      </w:pPr>
-      <w:r>
-        <w:t xml:space="preserve">Wu, Z., Pan, S., Chen, F., Long, G., Zhang, C., &amp; Yu, P. S. (2020). A comprehensive survey on graph neural networks. </w:t>
-      </w:r>
-      <w:r>
-        <w:rPr>
-          <w:i/>
-          <w:iCs/>
-        </w:rPr>
-        <w:t>IEEE Transactions on Neural Networks and Learning Systems</w:t>
-      </w:r>
-      <w:r>
-        <w:t xml:space="preserve">, </w:t>
-      </w:r>
-      <w:r>
-        <w:rPr>
-          <w:i/>
-          <w:iCs/>
-        </w:rPr>
-        <w:t>32</w:t>
-      </w:r>
-      <w:r>
-        <w:t>(1), 4–24. https://doi.org/10.1109/tnnls.2020.2978386</w:t>
-      </w:r>
-    </w:p>
-    <w:p/>
-    <w:p>
-      <w:r>
-        <w:lastRenderedPageBreak/>
-        <w:t xml:space="preserve">I will also be using neural network walk-throughs and demonstrations as I progress through the project. </w:t>
-      </w:r>
-    </w:p>
     <w:sectPr>
       <w:pgSz w:w="12240" w:h="15840"/>
       <w:pgMar w:top="1440" w:right="1440" w:bottom="1440" w:left="1440" w:header="720" w:footer="720" w:gutter="0"/>
@@ -2073,6 +3570,82 @@
       <w:rFonts w:ascii="Times New Roman" w:hAnsi="Times New Roman" w:cs="Times New Roman"/>
     </w:rPr>
   </w:style>
+  <w:style w:type="table" w:styleId="TableGridLight">
+    <w:name w:val="Grid Table Light"/>
+    <w:basedOn w:val="TableNormal"/>
+    <w:uiPriority w:val="40"/>
+    <w:rsid w:val="00A340DB"/>
+    <w:tblPr>
+      <w:tblBorders>
+        <w:top w:val="single" w:sz="4" w:space="0" w:color="BFBFBF" w:themeColor="background1" w:themeShade="BF"/>
+        <w:left w:val="single" w:sz="4" w:space="0" w:color="BFBFBF" w:themeColor="background1" w:themeShade="BF"/>
+        <w:bottom w:val="single" w:sz="4" w:space="0" w:color="BFBFBF" w:themeColor="background1" w:themeShade="BF"/>
+        <w:right w:val="single" w:sz="4" w:space="0" w:color="BFBFBF" w:themeColor="background1" w:themeShade="BF"/>
+        <w:insideH w:val="single" w:sz="4" w:space="0" w:color="BFBFBF" w:themeColor="background1" w:themeShade="BF"/>
+        <w:insideV w:val="single" w:sz="4" w:space="0" w:color="BFBFBF" w:themeColor="background1" w:themeShade="BF"/>
+      </w:tblBorders>
+    </w:tblPr>
+  </w:style>
+  <w:style w:type="table" w:styleId="PlainTable1">
+    <w:name w:val="Plain Table 1"/>
+    <w:basedOn w:val="TableNormal"/>
+    <w:uiPriority w:val="41"/>
+    <w:rsid w:val="00A340DB"/>
+    <w:tblPr>
+      <w:tblStyleRowBandSize w:val="1"/>
+      <w:tblStyleColBandSize w:val="1"/>
+      <w:tblBorders>
+        <w:top w:val="single" w:sz="4" w:space="0" w:color="BFBFBF" w:themeColor="background1" w:themeShade="BF"/>
+        <w:left w:val="single" w:sz="4" w:space="0" w:color="BFBFBF" w:themeColor="background1" w:themeShade="BF"/>
+        <w:bottom w:val="single" w:sz="4" w:space="0" w:color="BFBFBF" w:themeColor="background1" w:themeShade="BF"/>
+        <w:right w:val="single" w:sz="4" w:space="0" w:color="BFBFBF" w:themeColor="background1" w:themeShade="BF"/>
+        <w:insideH w:val="single" w:sz="4" w:space="0" w:color="BFBFBF" w:themeColor="background1" w:themeShade="BF"/>
+        <w:insideV w:val="single" w:sz="4" w:space="0" w:color="BFBFBF" w:themeColor="background1" w:themeShade="BF"/>
+      </w:tblBorders>
+    </w:tblPr>
+    <w:tblStylePr w:type="firstRow">
+      <w:rPr>
+        <w:b/>
+        <w:bCs/>
+      </w:rPr>
+    </w:tblStylePr>
+    <w:tblStylePr w:type="lastRow">
+      <w:rPr>
+        <w:b/>
+        <w:bCs/>
+      </w:rPr>
+      <w:tblPr/>
+      <w:tcPr>
+        <w:tcBorders>
+          <w:top w:val="double" w:sz="4" w:space="0" w:color="BFBFBF" w:themeColor="background1" w:themeShade="BF"/>
+        </w:tcBorders>
+      </w:tcPr>
+    </w:tblStylePr>
+    <w:tblStylePr w:type="firstCol">
+      <w:rPr>
+        <w:b/>
+        <w:bCs/>
+      </w:rPr>
+    </w:tblStylePr>
+    <w:tblStylePr w:type="lastCol">
+      <w:rPr>
+        <w:b/>
+        <w:bCs/>
+      </w:rPr>
+    </w:tblStylePr>
+    <w:tblStylePr w:type="band1Vert">
+      <w:tblPr/>
+      <w:tcPr>
+        <w:shd w:val="clear" w:color="auto" w:fill="F2F2F2" w:themeFill="background1" w:themeFillShade="F2"/>
+      </w:tcPr>
+    </w:tblStylePr>
+    <w:tblStylePr w:type="band1Horz">
+      <w:tblPr/>
+      <w:tcPr>
+        <w:shd w:val="clear" w:color="auto" w:fill="F2F2F2" w:themeFill="background1" w:themeFillShade="F2"/>
+      </w:tcPr>
+    </w:tblStylePr>
+  </w:style>
 </w:styles>
 </file>
 

--- a/bigmart/milestones/bigmart_milestone_1.docx
+++ b/bigmart/milestones/bigmart_milestone_1.docx
@@ -7,15 +7,7 @@
         <w:jc w:val="center"/>
       </w:pPr>
       <w:r>
-        <w:t xml:space="preserve">Sales Prediction </w:t>
-      </w:r>
-      <w:proofErr w:type="gramStart"/>
-      <w:r>
-        <w:t>For</w:t>
-      </w:r>
-      <w:proofErr w:type="gramEnd"/>
-      <w:r>
-        <w:t xml:space="preserve"> Big Mart Outlets</w:t>
+        <w:t>Sales Prediction For Big Mart Outlets</w:t>
       </w:r>
     </w:p>
     <w:p>
@@ -32,6 +24,14 @@
       </w:pPr>
       <w:r>
         <w:t>Gyan Kannur</w:t>
+      </w:r>
+    </w:p>
+    <w:p>
+      <w:pPr>
+        <w:jc w:val="center"/>
+      </w:pPr>
+      <w:r>
+        <w:t>Professor Ashton Xu</w:t>
       </w:r>
     </w:p>
     <w:p>
@@ -69,31 +69,7 @@
         <w:ind w:firstLine="720"/>
       </w:pPr>
       <w:r>
-        <w:t xml:space="preserve">The objective of this project was to forecast </w:t>
-      </w:r>
-      <w:proofErr w:type="spellStart"/>
-      <w:r>
-        <w:t>Item_Outlet_Sales</w:t>
-      </w:r>
-      <w:proofErr w:type="spellEnd"/>
-      <w:r>
-        <w:t xml:space="preserve"> for individual products across </w:t>
-      </w:r>
-      <w:proofErr w:type="spellStart"/>
-      <w:r>
-        <w:t>BigMart</w:t>
-      </w:r>
-      <w:proofErr w:type="spellEnd"/>
-      <w:r>
-        <w:t xml:space="preserve"> retail outlets using historical sales data and product and outlet attributes, while simultaneously identifying product-outlet combinations that deviate structurally from expected behavior. The prediction pipeline was designed to quantify which </w:t>
-      </w:r>
-      <w:proofErr w:type="gramStart"/>
-      <w:r>
-        <w:t>outlet</w:t>
-      </w:r>
-      <w:proofErr w:type="gramEnd"/>
-      <w:r>
-        <w:t xml:space="preserve"> and product attributes drive revenue and to produce well-calibrated</w:t>
+        <w:t>The objective of this project was to forecast Item_Outlet_Sales for individual products across BigMart retail outlets using historical sales data and product and outlet attributes, while simultaneously identifying product-outlet combinations that deviate structurally from expected behavior. The prediction pipeline was designed to quantify which outlet and product attributes drive revenue and to produce well-calibrated</w:t>
       </w:r>
     </w:p>
     <w:p>
@@ -170,11 +146,9 @@
             <w:hideMark/>
           </w:tcPr>
           <w:p>
-            <w:proofErr w:type="spellStart"/>
             <w:r>
               <w:t>Item_Identifier</w:t>
             </w:r>
-            <w:proofErr w:type="spellEnd"/>
           </w:p>
         </w:tc>
         <w:tc>
@@ -200,11 +174,9 @@
             <w:hideMark/>
           </w:tcPr>
           <w:p>
-            <w:proofErr w:type="spellStart"/>
             <w:r>
               <w:t>Item_Weight</w:t>
             </w:r>
-            <w:proofErr w:type="spellEnd"/>
           </w:p>
         </w:tc>
         <w:tc>
@@ -233,11 +205,9 @@
             <w:hideMark/>
           </w:tcPr>
           <w:p>
-            <w:proofErr w:type="spellStart"/>
             <w:r>
               <w:t>Item_Fat_Content</w:t>
             </w:r>
-            <w:proofErr w:type="spellEnd"/>
           </w:p>
         </w:tc>
         <w:tc>
@@ -263,11 +233,9 @@
             <w:hideMark/>
           </w:tcPr>
           <w:p>
-            <w:proofErr w:type="spellStart"/>
             <w:r>
               <w:t>Item_Visibility</w:t>
             </w:r>
-            <w:proofErr w:type="spellEnd"/>
           </w:p>
         </w:tc>
         <w:tc>
@@ -280,13 +248,8 @@
               <w:cnfStyle w:val="000000000000" w:firstRow="0" w:lastRow="0" w:firstColumn="0" w:lastColumn="0" w:oddVBand="0" w:evenVBand="0" w:oddHBand="0" w:evenHBand="0" w:firstRowFirstColumn="0" w:firstRowLastColumn="0" w:lastRowFirstColumn="0" w:lastRowLastColumn="0"/>
             </w:pPr>
             <w:r>
-              <w:t xml:space="preserve">The % of the total display area of all products in a store allocated to the </w:t>
-            </w:r>
-            <w:proofErr w:type="gramStart"/>
-            <w:r>
-              <w:t>particular product</w:t>
-            </w:r>
-            <w:proofErr w:type="gramEnd"/>
+              <w:t>The % of the total display area of all products in a store allocated to the particular product</w:t>
+            </w:r>
           </w:p>
         </w:tc>
       </w:tr>
@@ -301,11 +264,9 @@
             <w:hideMark/>
           </w:tcPr>
           <w:p>
-            <w:proofErr w:type="spellStart"/>
             <w:r>
               <w:t>Item_Type</w:t>
             </w:r>
-            <w:proofErr w:type="spellEnd"/>
           </w:p>
         </w:tc>
         <w:tc>
@@ -331,11 +292,9 @@
             <w:hideMark/>
           </w:tcPr>
           <w:p>
-            <w:proofErr w:type="spellStart"/>
             <w:r>
               <w:t>Item_MRP</w:t>
             </w:r>
-            <w:proofErr w:type="spellEnd"/>
           </w:p>
         </w:tc>
         <w:tc>
@@ -364,11 +323,9 @@
             <w:hideMark/>
           </w:tcPr>
           <w:p>
-            <w:proofErr w:type="spellStart"/>
             <w:r>
               <w:t>Outlet_Identifier</w:t>
             </w:r>
-            <w:proofErr w:type="spellEnd"/>
           </w:p>
         </w:tc>
         <w:tc>
@@ -394,11 +351,9 @@
             <w:hideMark/>
           </w:tcPr>
           <w:p>
-            <w:proofErr w:type="spellStart"/>
             <w:r>
               <w:t>Outlet_Establishment_Year</w:t>
             </w:r>
-            <w:proofErr w:type="spellEnd"/>
           </w:p>
         </w:tc>
         <w:tc>
@@ -427,11 +382,9 @@
             <w:hideMark/>
           </w:tcPr>
           <w:p>
-            <w:proofErr w:type="spellStart"/>
             <w:r>
               <w:t>Outlet_Size</w:t>
             </w:r>
-            <w:proofErr w:type="spellEnd"/>
           </w:p>
         </w:tc>
         <w:tc>
@@ -457,11 +410,9 @@
             <w:hideMark/>
           </w:tcPr>
           <w:p>
-            <w:proofErr w:type="spellStart"/>
             <w:r>
               <w:t>Outlet_Location_Type</w:t>
             </w:r>
-            <w:proofErr w:type="spellEnd"/>
           </w:p>
         </w:tc>
         <w:tc>
@@ -490,11 +441,9 @@
             <w:hideMark/>
           </w:tcPr>
           <w:p>
-            <w:proofErr w:type="spellStart"/>
             <w:r>
               <w:t>Outlet_Type</w:t>
             </w:r>
-            <w:proofErr w:type="spellEnd"/>
           </w:p>
         </w:tc>
         <w:tc>
@@ -520,11 +469,9 @@
             <w:hideMark/>
           </w:tcPr>
           <w:p>
-            <w:proofErr w:type="spellStart"/>
             <w:r>
               <w:t>Item_Outlet_Sales</w:t>
             </w:r>
-            <w:proofErr w:type="spellEnd"/>
           </w:p>
         </w:tc>
         <w:tc>
@@ -537,15 +484,7 @@
               <w:cnfStyle w:val="000000000000" w:firstRow="0" w:lastRow="0" w:firstColumn="0" w:lastColumn="0" w:oddVBand="0" w:evenVBand="0" w:oddHBand="0" w:evenHBand="0" w:firstRowFirstColumn="0" w:firstRowLastColumn="0" w:lastRowFirstColumn="0" w:lastRowLastColumn="0"/>
             </w:pPr>
             <w:r>
-              <w:t xml:space="preserve">Sales of the product in that </w:t>
-            </w:r>
-            <w:proofErr w:type="gramStart"/>
-            <w:r>
-              <w:t>particular store</w:t>
-            </w:r>
-            <w:proofErr w:type="gramEnd"/>
-            <w:r>
-              <w:t>. This is the outcome variable to be predicted.</w:t>
+              <w:t>Sales of the product in that particular store. This is the outcome variable to be predicted.</w:t>
             </w:r>
           </w:p>
         </w:tc>
@@ -588,120 +527,27 @@
     </w:p>
     <w:p>
       <w:r>
-        <w:t xml:space="preserve">Data Cleaning and Imputation. </w:t>
-      </w:r>
-      <w:proofErr w:type="spellStart"/>
-      <w:r>
-        <w:t>Item_Fat_Content</w:t>
-      </w:r>
-      <w:proofErr w:type="spellEnd"/>
-      <w:r>
-        <w:t xml:space="preserve"> labels were </w:t>
-      </w:r>
-      <w:proofErr w:type="gramStart"/>
-      <w:r>
-        <w:t>normalized</w:t>
-      </w:r>
-      <w:proofErr w:type="gramEnd"/>
-      <w:r>
-        <w:t xml:space="preserve"> and non-consumable items were reassigned to No Fat.</w:t>
+        <w:t>Data Cleaning and Imputation. Item_Fat_Content labels were normalized and non-consumable items were reassigned to No Fat.</w:t>
       </w:r>
     </w:p>
     <w:p>
       <w:r>
-        <w:t xml:space="preserve"> Zero </w:t>
-      </w:r>
-      <w:proofErr w:type="spellStart"/>
-      <w:r>
-        <w:t>Item_Visibility</w:t>
-      </w:r>
-      <w:proofErr w:type="spellEnd"/>
-      <w:r>
-        <w:t xml:space="preserve"> values were replaced with </w:t>
-      </w:r>
-      <w:proofErr w:type="spellStart"/>
-      <w:r>
-        <w:t>NaN</w:t>
-      </w:r>
-      <w:proofErr w:type="spellEnd"/>
-      <w:r>
-        <w:t xml:space="preserve"> and imputed using group means by </w:t>
-      </w:r>
-      <w:proofErr w:type="spellStart"/>
-      <w:r>
-        <w:t>Item_Identifier</w:t>
-      </w:r>
-      <w:proofErr w:type="spellEnd"/>
-      <w:r>
-        <w:t xml:space="preserve"> and </w:t>
-      </w:r>
-      <w:proofErr w:type="spellStart"/>
-      <w:r>
-        <w:t>Outlet_Type</w:t>
-      </w:r>
-      <w:proofErr w:type="spellEnd"/>
-      <w:r>
-        <w:t xml:space="preserve">, with additional group-based adjustments. </w:t>
-      </w:r>
-    </w:p>
-    <w:p>
-      <w:proofErr w:type="spellStart"/>
-      <w:r>
-        <w:t>Item_Weight</w:t>
-      </w:r>
-      <w:proofErr w:type="spellEnd"/>
-      <w:r>
-        <w:t xml:space="preserve"> was imputed using median per </w:t>
-      </w:r>
-      <w:proofErr w:type="spellStart"/>
-      <w:r>
-        <w:t>Item_Identifier</w:t>
-      </w:r>
-      <w:proofErr w:type="spellEnd"/>
-      <w:r>
-        <w:t xml:space="preserve"> followed by mean per </w:t>
-      </w:r>
-      <w:proofErr w:type="spellStart"/>
-      <w:r>
-        <w:t>Item_Type</w:t>
-      </w:r>
-      <w:proofErr w:type="spellEnd"/>
-      <w:r>
-        <w:t xml:space="preserve">. </w:t>
+        <w:t xml:space="preserve"> Zero Item_Visibility values were replaced with NaN and imputed using group means by Item_Identifier and Outlet_Type, with additional group-based adjustments. </w:t>
       </w:r>
     </w:p>
     <w:p>
       <w:r>
-        <w:t xml:space="preserve">Missing </w:t>
-      </w:r>
-      <w:proofErr w:type="spellStart"/>
-      <w:r>
-        <w:t>Outlet_Size</w:t>
-      </w:r>
-      <w:proofErr w:type="spellEnd"/>
-      <w:r>
-        <w:t xml:space="preserve"> values were replaced with Small based on evidence-based reasoning.</w:t>
+        <w:t xml:space="preserve">Item_Weight was imputed using median per Item_Identifier followed by mean per Item_Type. </w:t>
       </w:r>
     </w:p>
     <w:p>
       <w:r>
-        <w:t xml:space="preserve">Feature Engineering. Binning was applied to create </w:t>
+        <w:t>Missing Outlet_Size values were replaced with Small based on evidence-based reasoning.</w:t>
       </w:r>
-      <w:proofErr w:type="spellStart"/>
+    </w:p>
+    <w:p>
       <w:r>
-        <w:t>MRP_bin</w:t>
-      </w:r>
-      <w:proofErr w:type="spellEnd"/>
-      <w:r>
-        <w:t xml:space="preserve"> and </w:t>
-      </w:r>
-      <w:proofErr w:type="spellStart"/>
-      <w:r>
-        <w:t>Weight_bin</w:t>
-      </w:r>
-      <w:proofErr w:type="spellEnd"/>
-      <w:r>
-        <w:t xml:space="preserve">. </w:t>
+        <w:t xml:space="preserve">Feature Engineering. Binning was applied to create MRP_bin and Weight_bin. </w:t>
       </w:r>
     </w:p>
     <w:p/>
@@ -730,7 +576,7 @@
     </w:p>
     <w:tbl>
       <w:tblPr>
-        <w:tblW w:w="9360" w:type="dxa"/>
+        <w:tblW w:w="7715" w:type="dxa"/>
         <w:tblInd w:w="-7" w:type="dxa"/>
         <w:tblBorders>
           <w:top w:val="single" w:sz="4" w:space="0" w:color="auto"/>
@@ -748,14 +594,13 @@
       </w:tblPr>
       <w:tblGrid>
         <w:gridCol w:w="2861"/>
-        <w:gridCol w:w="1533"/>
-        <w:gridCol w:w="3146"/>
-        <w:gridCol w:w="1820"/>
+        <w:gridCol w:w="1550"/>
+        <w:gridCol w:w="3304"/>
       </w:tblGrid>
       <w:tr>
         <w:tc>
           <w:tcPr>
-            <w:tcW w:w="2000" w:type="dxa"/>
+            <w:tcW w:w="2861" w:type="dxa"/>
             <w:tcBorders>
               <w:top w:val="single" w:sz="1" w:space="0" w:color="2E75B6"/>
               <w:left w:val="single" w:sz="1" w:space="0" w:color="2E75B6"/>
@@ -785,7 +630,7 @@
         </w:tc>
         <w:tc>
           <w:tcPr>
-            <w:tcW w:w="1600" w:type="dxa"/>
+            <w:tcW w:w="1550" w:type="dxa"/>
             <w:tcBorders>
               <w:top w:val="single" w:sz="1" w:space="0" w:color="2E75B6"/>
               <w:left w:val="single" w:sz="1" w:space="0" w:color="2E75B6"/>
@@ -815,7 +660,7 @@
         </w:tc>
         <w:tc>
           <w:tcPr>
-            <w:tcW w:w="3760" w:type="dxa"/>
+            <w:tcW w:w="3304" w:type="dxa"/>
             <w:tcBorders>
               <w:top w:val="single" w:sz="1" w:space="0" w:color="2E75B6"/>
               <w:left w:val="single" w:sz="1" w:space="0" w:color="2E75B6"/>
@@ -843,41 +688,11 @@
             </w:r>
           </w:p>
         </w:tc>
-        <w:tc>
-          <w:tcPr>
-            <w:tcW w:w="2000" w:type="dxa"/>
-            <w:tcBorders>
-              <w:top w:val="single" w:sz="1" w:space="0" w:color="2E75B6"/>
-              <w:left w:val="single" w:sz="1" w:space="0" w:color="2E75B6"/>
-              <w:bottom w:val="single" w:sz="1" w:space="0" w:color="2E75B6"/>
-              <w:right w:val="single" w:sz="1" w:space="0" w:color="2E75B6"/>
-            </w:tcBorders>
-            <w:shd w:val="clear" w:color="auto" w:fill="2E75B6"/>
-            <w:tcMar>
-              <w:top w:w="80" w:type="dxa"/>
-              <w:left w:w="120" w:type="dxa"/>
-              <w:bottom w:w="80" w:type="dxa"/>
-              <w:right w:w="120" w:type="dxa"/>
-            </w:tcMar>
-          </w:tcPr>
-          <w:p>
-            <w:r>
-              <w:rPr>
-                <w:b/>
-                <w:bCs/>
-                <w:color w:val="FFFFFF"/>
-                <w:sz w:val="22"/>
-                <w:szCs w:val="22"/>
-              </w:rPr>
-              <w:t>Agreement Score</w:t>
-            </w:r>
-          </w:p>
-        </w:tc>
       </w:tr>
       <w:tr>
         <w:tc>
           <w:tcPr>
-            <w:tcW w:w="2000" w:type="dxa"/>
+            <w:tcW w:w="2861" w:type="dxa"/>
             <w:tcBorders>
               <w:top w:val="single" w:sz="1" w:space="0" w:color="CCCCCC"/>
               <w:left w:val="single" w:sz="1" w:space="0" w:color="CCCCCC"/>
@@ -893,7 +708,6 @@
             </w:tcMar>
           </w:tcPr>
           <w:p>
-            <w:proofErr w:type="spellStart"/>
             <w:r>
               <w:rPr>
                 <w:sz w:val="22"/>
@@ -901,12 +715,11 @@
               </w:rPr>
               <w:t>Item_MRP</w:t>
             </w:r>
-            <w:proofErr w:type="spellEnd"/>
-          </w:p>
-        </w:tc>
-        <w:tc>
-          <w:tcPr>
-            <w:tcW w:w="1600" w:type="dxa"/>
+          </w:p>
+        </w:tc>
+        <w:tc>
+          <w:tcPr>
+            <w:tcW w:w="1550" w:type="dxa"/>
             <w:tcBorders>
               <w:top w:val="single" w:sz="1" w:space="0" w:color="CCCCCC"/>
               <w:left w:val="single" w:sz="1" w:space="0" w:color="CCCCCC"/>
@@ -933,7 +746,7 @@
         </w:tc>
         <w:tc>
           <w:tcPr>
-            <w:tcW w:w="3760" w:type="dxa"/>
+            <w:tcW w:w="3304" w:type="dxa"/>
             <w:tcBorders>
               <w:top w:val="single" w:sz="1" w:space="0" w:color="CCCCCC"/>
               <w:left w:val="single" w:sz="1" w:space="0" w:color="CCCCCC"/>
@@ -958,9 +771,94 @@
             </w:r>
           </w:p>
         </w:tc>
-        <w:tc>
-          <w:tcPr>
-            <w:tcW w:w="2000" w:type="dxa"/>
+      </w:tr>
+      <w:tr>
+        <w:tc>
+          <w:tcPr>
+            <w:tcW w:w="2861" w:type="dxa"/>
+            <w:tcBorders>
+              <w:top w:val="single" w:sz="1" w:space="0" w:color="CCCCCC"/>
+              <w:left w:val="single" w:sz="1" w:space="0" w:color="CCCCCC"/>
+              <w:bottom w:val="single" w:sz="1" w:space="0" w:color="CCCCCC"/>
+              <w:right w:val="single" w:sz="1" w:space="0" w:color="CCCCCC"/>
+            </w:tcBorders>
+            <w:shd w:val="clear" w:color="auto" w:fill="EBF3FB"/>
+            <w:tcMar>
+              <w:top w:w="80" w:type="dxa"/>
+              <w:left w:w="120" w:type="dxa"/>
+              <w:bottom w:w="80" w:type="dxa"/>
+              <w:right w:w="120" w:type="dxa"/>
+            </w:tcMar>
+          </w:tcPr>
+          <w:p>
+            <w:r>
+              <w:rPr>
+                <w:sz w:val="22"/>
+                <w:szCs w:val="22"/>
+              </w:rPr>
+              <w:t>Outlet_Type</w:t>
+            </w:r>
+          </w:p>
+        </w:tc>
+        <w:tc>
+          <w:tcPr>
+            <w:tcW w:w="1550" w:type="dxa"/>
+            <w:tcBorders>
+              <w:top w:val="single" w:sz="1" w:space="0" w:color="CCCCCC"/>
+              <w:left w:val="single" w:sz="1" w:space="0" w:color="CCCCCC"/>
+              <w:bottom w:val="single" w:sz="1" w:space="0" w:color="CCCCCC"/>
+              <w:right w:val="single" w:sz="1" w:space="0" w:color="CCCCCC"/>
+            </w:tcBorders>
+            <w:shd w:val="clear" w:color="auto" w:fill="EBF3FB"/>
+            <w:tcMar>
+              <w:top w:w="80" w:type="dxa"/>
+              <w:left w:w="120" w:type="dxa"/>
+              <w:bottom w:w="80" w:type="dxa"/>
+              <w:right w:w="120" w:type="dxa"/>
+            </w:tcMar>
+          </w:tcPr>
+          <w:p>
+            <w:r>
+              <w:rPr>
+                <w:sz w:val="22"/>
+                <w:szCs w:val="22"/>
+              </w:rPr>
+              <w:t>Categorical (encoded)</w:t>
+            </w:r>
+          </w:p>
+        </w:tc>
+        <w:tc>
+          <w:tcPr>
+            <w:tcW w:w="3304" w:type="dxa"/>
+            <w:tcBorders>
+              <w:top w:val="single" w:sz="1" w:space="0" w:color="CCCCCC"/>
+              <w:left w:val="single" w:sz="1" w:space="0" w:color="CCCCCC"/>
+              <w:bottom w:val="single" w:sz="1" w:space="0" w:color="CCCCCC"/>
+              <w:right w:val="single" w:sz="1" w:space="0" w:color="CCCCCC"/>
+            </w:tcBorders>
+            <w:shd w:val="clear" w:color="auto" w:fill="EBF3FB"/>
+            <w:tcMar>
+              <w:top w:w="80" w:type="dxa"/>
+              <w:left w:w="120" w:type="dxa"/>
+              <w:bottom w:w="80" w:type="dxa"/>
+              <w:right w:w="120" w:type="dxa"/>
+            </w:tcMar>
+          </w:tcPr>
+          <w:p>
+            <w:r>
+              <w:rPr>
+                <w:sz w:val="22"/>
+                <w:szCs w:val="22"/>
+              </w:rPr>
+              <w:t>Grocery Store / Supermarket Type 1/2/3</w:t>
+            </w:r>
+          </w:p>
+        </w:tc>
+      </w:tr>
+      <w:tr>
+        <w:tc>
+          <w:tcPr>
+            <w:tcW w:w="2861" w:type="dxa"/>
             <w:tcBorders>
               <w:top w:val="single" w:sz="1" w:space="0" w:color="CCCCCC"/>
               <w:left w:val="single" w:sz="1" w:space="0" w:color="CCCCCC"/>
@@ -981,7 +879,61 @@
                 <w:sz w:val="22"/>
                 <w:szCs w:val="22"/>
               </w:rPr>
-              <w:t>2</w:t>
+              <w:t>Outlet_Size</w:t>
+            </w:r>
+          </w:p>
+        </w:tc>
+        <w:tc>
+          <w:tcPr>
+            <w:tcW w:w="1550" w:type="dxa"/>
+            <w:tcBorders>
+              <w:top w:val="single" w:sz="1" w:space="0" w:color="CCCCCC"/>
+              <w:left w:val="single" w:sz="1" w:space="0" w:color="CCCCCC"/>
+              <w:bottom w:val="single" w:sz="1" w:space="0" w:color="CCCCCC"/>
+              <w:right w:val="single" w:sz="1" w:space="0" w:color="CCCCCC"/>
+            </w:tcBorders>
+            <w:shd w:val="clear" w:color="auto" w:fill="FFFFFF"/>
+            <w:tcMar>
+              <w:top w:w="80" w:type="dxa"/>
+              <w:left w:w="120" w:type="dxa"/>
+              <w:bottom w:w="80" w:type="dxa"/>
+              <w:right w:w="120" w:type="dxa"/>
+            </w:tcMar>
+          </w:tcPr>
+          <w:p>
+            <w:r>
+              <w:rPr>
+                <w:sz w:val="22"/>
+                <w:szCs w:val="22"/>
+              </w:rPr>
+              <w:t>Ordinal (0-2)</w:t>
+            </w:r>
+          </w:p>
+        </w:tc>
+        <w:tc>
+          <w:tcPr>
+            <w:tcW w:w="3304" w:type="dxa"/>
+            <w:tcBorders>
+              <w:top w:val="single" w:sz="1" w:space="0" w:color="CCCCCC"/>
+              <w:left w:val="single" w:sz="1" w:space="0" w:color="CCCCCC"/>
+              <w:bottom w:val="single" w:sz="1" w:space="0" w:color="CCCCCC"/>
+              <w:right w:val="single" w:sz="1" w:space="0" w:color="CCCCCC"/>
+            </w:tcBorders>
+            <w:shd w:val="clear" w:color="auto" w:fill="FFFFFF"/>
+            <w:tcMar>
+              <w:top w:w="80" w:type="dxa"/>
+              <w:left w:w="120" w:type="dxa"/>
+              <w:bottom w:w="80" w:type="dxa"/>
+              <w:right w:w="120" w:type="dxa"/>
+            </w:tcMar>
+          </w:tcPr>
+          <w:p>
+            <w:r>
+              <w:rPr>
+                <w:sz w:val="22"/>
+                <w:szCs w:val="22"/>
+              </w:rPr>
+              <w:t>Small / Medium / High</w:t>
             </w:r>
           </w:p>
         </w:tc>
@@ -989,7 +941,7 @@
       <w:tr>
         <w:tc>
           <w:tcPr>
-            <w:tcW w:w="2000" w:type="dxa"/>
+            <w:tcW w:w="2861" w:type="dxa"/>
             <w:tcBorders>
               <w:top w:val="single" w:sz="1" w:space="0" w:color="CCCCCC"/>
               <w:left w:val="single" w:sz="1" w:space="0" w:color="CCCCCC"/>
@@ -1005,20 +957,18 @@
             </w:tcMar>
           </w:tcPr>
           <w:p>
-            <w:proofErr w:type="spellStart"/>
             <w:r>
               <w:rPr>
                 <w:sz w:val="22"/>
                 <w:szCs w:val="22"/>
               </w:rPr>
-              <w:t>Outlet_Type</w:t>
-            </w:r>
-            <w:proofErr w:type="spellEnd"/>
-          </w:p>
-        </w:tc>
-        <w:tc>
-          <w:tcPr>
-            <w:tcW w:w="1600" w:type="dxa"/>
+              <w:t>Outlet_Location_Type</w:t>
+            </w:r>
+          </w:p>
+        </w:tc>
+        <w:tc>
+          <w:tcPr>
+            <w:tcW w:w="1550" w:type="dxa"/>
             <w:tcBorders>
               <w:top w:val="single" w:sz="1" w:space="0" w:color="CCCCCC"/>
               <w:left w:val="single" w:sz="1" w:space="0" w:color="CCCCCC"/>
@@ -1039,13 +989,13 @@
                 <w:sz w:val="22"/>
                 <w:szCs w:val="22"/>
               </w:rPr>
-              <w:t>Categorical (encoded)</w:t>
-            </w:r>
-          </w:p>
-        </w:tc>
-        <w:tc>
-          <w:tcPr>
-            <w:tcW w:w="3760" w:type="dxa"/>
+              <w:t>Ordinal (0-2)</w:t>
+            </w:r>
+          </w:p>
+        </w:tc>
+        <w:tc>
+          <w:tcPr>
+            <w:tcW w:w="3304" w:type="dxa"/>
             <w:tcBorders>
               <w:top w:val="single" w:sz="1" w:space="0" w:color="CCCCCC"/>
               <w:left w:val="single" w:sz="1" w:space="0" w:color="CCCCCC"/>
@@ -1066,13 +1016,98 @@
                 <w:sz w:val="22"/>
                 <w:szCs w:val="22"/>
               </w:rPr>
-              <w:t>Grocery Store / Supermarket Type 1/2/3</w:t>
-            </w:r>
-          </w:p>
-        </w:tc>
-        <w:tc>
-          <w:tcPr>
-            <w:tcW w:w="2000" w:type="dxa"/>
+              <w:t>Tier 1 / Tier 2 / Tier 3</w:t>
+            </w:r>
+          </w:p>
+        </w:tc>
+      </w:tr>
+      <w:tr>
+        <w:tc>
+          <w:tcPr>
+            <w:tcW w:w="2861" w:type="dxa"/>
+            <w:tcBorders>
+              <w:top w:val="single" w:sz="1" w:space="0" w:color="CCCCCC"/>
+              <w:left w:val="single" w:sz="1" w:space="0" w:color="CCCCCC"/>
+              <w:bottom w:val="single" w:sz="1" w:space="0" w:color="CCCCCC"/>
+              <w:right w:val="single" w:sz="1" w:space="0" w:color="CCCCCC"/>
+            </w:tcBorders>
+            <w:shd w:val="clear" w:color="auto" w:fill="FFFFFF"/>
+            <w:tcMar>
+              <w:top w:w="80" w:type="dxa"/>
+              <w:left w:w="120" w:type="dxa"/>
+              <w:bottom w:w="80" w:type="dxa"/>
+              <w:right w:w="120" w:type="dxa"/>
+            </w:tcMar>
+          </w:tcPr>
+          <w:p>
+            <w:r>
+              <w:rPr>
+                <w:sz w:val="22"/>
+                <w:szCs w:val="22"/>
+              </w:rPr>
+              <w:t>Item_Visibility</w:t>
+            </w:r>
+          </w:p>
+        </w:tc>
+        <w:tc>
+          <w:tcPr>
+            <w:tcW w:w="1550" w:type="dxa"/>
+            <w:tcBorders>
+              <w:top w:val="single" w:sz="1" w:space="0" w:color="CCCCCC"/>
+              <w:left w:val="single" w:sz="1" w:space="0" w:color="CCCCCC"/>
+              <w:bottom w:val="single" w:sz="1" w:space="0" w:color="CCCCCC"/>
+              <w:right w:val="single" w:sz="1" w:space="0" w:color="CCCCCC"/>
+            </w:tcBorders>
+            <w:shd w:val="clear" w:color="auto" w:fill="FFFFFF"/>
+            <w:tcMar>
+              <w:top w:w="80" w:type="dxa"/>
+              <w:left w:w="120" w:type="dxa"/>
+              <w:bottom w:w="80" w:type="dxa"/>
+              <w:right w:w="120" w:type="dxa"/>
+            </w:tcMar>
+          </w:tcPr>
+          <w:p>
+            <w:r>
+              <w:rPr>
+                <w:sz w:val="22"/>
+                <w:szCs w:val="22"/>
+              </w:rPr>
+              <w:t>Continuous (scaled)</w:t>
+            </w:r>
+          </w:p>
+        </w:tc>
+        <w:tc>
+          <w:tcPr>
+            <w:tcW w:w="3304" w:type="dxa"/>
+            <w:tcBorders>
+              <w:top w:val="single" w:sz="1" w:space="0" w:color="CCCCCC"/>
+              <w:left w:val="single" w:sz="1" w:space="0" w:color="CCCCCC"/>
+              <w:bottom w:val="single" w:sz="1" w:space="0" w:color="CCCCCC"/>
+              <w:right w:val="single" w:sz="1" w:space="0" w:color="CCCCCC"/>
+            </w:tcBorders>
+            <w:shd w:val="clear" w:color="auto" w:fill="FFFFFF"/>
+            <w:tcMar>
+              <w:top w:w="80" w:type="dxa"/>
+              <w:left w:w="120" w:type="dxa"/>
+              <w:bottom w:w="80" w:type="dxa"/>
+              <w:right w:w="120" w:type="dxa"/>
+            </w:tcMar>
+          </w:tcPr>
+          <w:p>
+            <w:r>
+              <w:rPr>
+                <w:sz w:val="22"/>
+                <w:szCs w:val="22"/>
+              </w:rPr>
+              <w:t>Shelf display area fraction (post-imputation)</w:t>
+            </w:r>
+          </w:p>
+        </w:tc>
+      </w:tr>
+      <w:tr>
+        <w:tc>
+          <w:tcPr>
+            <w:tcW w:w="2861" w:type="dxa"/>
             <w:tcBorders>
               <w:top w:val="single" w:sz="1" w:space="0" w:color="CCCCCC"/>
               <w:left w:val="single" w:sz="1" w:space="0" w:color="CCCCCC"/>
@@ -1093,7 +1128,61 @@
                 <w:sz w:val="22"/>
                 <w:szCs w:val="22"/>
               </w:rPr>
-              <w:t>2</w:t>
+              <w:t>Item_Frequency</w:t>
+            </w:r>
+          </w:p>
+        </w:tc>
+        <w:tc>
+          <w:tcPr>
+            <w:tcW w:w="1550" w:type="dxa"/>
+            <w:tcBorders>
+              <w:top w:val="single" w:sz="1" w:space="0" w:color="CCCCCC"/>
+              <w:left w:val="single" w:sz="1" w:space="0" w:color="CCCCCC"/>
+              <w:bottom w:val="single" w:sz="1" w:space="0" w:color="CCCCCC"/>
+              <w:right w:val="single" w:sz="1" w:space="0" w:color="CCCCCC"/>
+            </w:tcBorders>
+            <w:shd w:val="clear" w:color="auto" w:fill="EBF3FB"/>
+            <w:tcMar>
+              <w:top w:w="80" w:type="dxa"/>
+              <w:left w:w="120" w:type="dxa"/>
+              <w:bottom w:w="80" w:type="dxa"/>
+              <w:right w:w="120" w:type="dxa"/>
+            </w:tcMar>
+          </w:tcPr>
+          <w:p>
+            <w:r>
+              <w:rPr>
+                <w:sz w:val="22"/>
+                <w:szCs w:val="22"/>
+              </w:rPr>
+              <w:t>Binary</w:t>
+            </w:r>
+          </w:p>
+        </w:tc>
+        <w:tc>
+          <w:tcPr>
+            <w:tcW w:w="3304" w:type="dxa"/>
+            <w:tcBorders>
+              <w:top w:val="single" w:sz="1" w:space="0" w:color="CCCCCC"/>
+              <w:left w:val="single" w:sz="1" w:space="0" w:color="CCCCCC"/>
+              <w:bottom w:val="single" w:sz="1" w:space="0" w:color="CCCCCC"/>
+              <w:right w:val="single" w:sz="1" w:space="0" w:color="CCCCCC"/>
+            </w:tcBorders>
+            <w:shd w:val="clear" w:color="auto" w:fill="EBF3FB"/>
+            <w:tcMar>
+              <w:top w:w="80" w:type="dxa"/>
+              <w:left w:w="120" w:type="dxa"/>
+              <w:bottom w:w="80" w:type="dxa"/>
+              <w:right w:w="120" w:type="dxa"/>
+            </w:tcMar>
+          </w:tcPr>
+          <w:p>
+            <w:r>
+              <w:rPr>
+                <w:sz w:val="22"/>
+                <w:szCs w:val="22"/>
+              </w:rPr>
+              <w:t>Daily (D) vs Seasonal (S) consumption</w:t>
             </w:r>
           </w:p>
         </w:tc>
@@ -1101,7 +1190,7 @@
       <w:tr>
         <w:tc>
           <w:tcPr>
-            <w:tcW w:w="2000" w:type="dxa"/>
+            <w:tcW w:w="2861" w:type="dxa"/>
             <w:tcBorders>
               <w:top w:val="single" w:sz="1" w:space="0" w:color="CCCCCC"/>
               <w:left w:val="single" w:sz="1" w:space="0" w:color="CCCCCC"/>
@@ -1117,20 +1206,18 @@
             </w:tcMar>
           </w:tcPr>
           <w:p>
-            <w:proofErr w:type="spellStart"/>
             <w:r>
               <w:rPr>
                 <w:sz w:val="22"/>
                 <w:szCs w:val="22"/>
               </w:rPr>
-              <w:t>Outlet_Size</w:t>
-            </w:r>
-            <w:proofErr w:type="spellEnd"/>
-          </w:p>
-        </w:tc>
-        <w:tc>
-          <w:tcPr>
-            <w:tcW w:w="1600" w:type="dxa"/>
+              <w:t>Item_Type</w:t>
+            </w:r>
+          </w:p>
+        </w:tc>
+        <w:tc>
+          <w:tcPr>
+            <w:tcW w:w="1550" w:type="dxa"/>
             <w:tcBorders>
               <w:top w:val="single" w:sz="1" w:space="0" w:color="CCCCCC"/>
               <w:left w:val="single" w:sz="1" w:space="0" w:color="CCCCCC"/>
@@ -1151,13 +1238,13 @@
                 <w:sz w:val="22"/>
                 <w:szCs w:val="22"/>
               </w:rPr>
-              <w:t>Ordinal (0-2)</w:t>
-            </w:r>
-          </w:p>
-        </w:tc>
-        <w:tc>
-          <w:tcPr>
-            <w:tcW w:w="3760" w:type="dxa"/>
+              <w:t>Categorical (encoded)</w:t>
+            </w:r>
+          </w:p>
+        </w:tc>
+        <w:tc>
+          <w:tcPr>
+            <w:tcW w:w="3304" w:type="dxa"/>
             <w:tcBorders>
               <w:top w:val="single" w:sz="1" w:space="0" w:color="CCCCCC"/>
               <w:left w:val="single" w:sz="1" w:space="0" w:color="CCCCCC"/>
@@ -1178,13 +1265,98 @@
                 <w:sz w:val="22"/>
                 <w:szCs w:val="22"/>
               </w:rPr>
-              <w:t>Small / Medium / High</w:t>
-            </w:r>
-          </w:p>
-        </w:tc>
-        <w:tc>
-          <w:tcPr>
-            <w:tcW w:w="2000" w:type="dxa"/>
+              <w:t>16 product categories</w:t>
+            </w:r>
+          </w:p>
+        </w:tc>
+      </w:tr>
+      <w:tr>
+        <w:tc>
+          <w:tcPr>
+            <w:tcW w:w="2861" w:type="dxa"/>
+            <w:tcBorders>
+              <w:top w:val="single" w:sz="1" w:space="0" w:color="CCCCCC"/>
+              <w:left w:val="single" w:sz="1" w:space="0" w:color="CCCCCC"/>
+              <w:bottom w:val="single" w:sz="1" w:space="0" w:color="CCCCCC"/>
+              <w:right w:val="single" w:sz="1" w:space="0" w:color="CCCCCC"/>
+            </w:tcBorders>
+            <w:shd w:val="clear" w:color="auto" w:fill="EBF3FB"/>
+            <w:tcMar>
+              <w:top w:w="80" w:type="dxa"/>
+              <w:left w:w="120" w:type="dxa"/>
+              <w:bottom w:w="80" w:type="dxa"/>
+              <w:right w:w="120" w:type="dxa"/>
+            </w:tcMar>
+          </w:tcPr>
+          <w:p>
+            <w:r>
+              <w:rPr>
+                <w:sz w:val="22"/>
+                <w:szCs w:val="22"/>
+              </w:rPr>
+              <w:t>Item_Identifier_Type</w:t>
+            </w:r>
+          </w:p>
+        </w:tc>
+        <w:tc>
+          <w:tcPr>
+            <w:tcW w:w="1550" w:type="dxa"/>
+            <w:tcBorders>
+              <w:top w:val="single" w:sz="1" w:space="0" w:color="CCCCCC"/>
+              <w:left w:val="single" w:sz="1" w:space="0" w:color="CCCCCC"/>
+              <w:bottom w:val="single" w:sz="1" w:space="0" w:color="CCCCCC"/>
+              <w:right w:val="single" w:sz="1" w:space="0" w:color="CCCCCC"/>
+            </w:tcBorders>
+            <w:shd w:val="clear" w:color="auto" w:fill="EBF3FB"/>
+            <w:tcMar>
+              <w:top w:w="80" w:type="dxa"/>
+              <w:left w:w="120" w:type="dxa"/>
+              <w:bottom w:w="80" w:type="dxa"/>
+              <w:right w:w="120" w:type="dxa"/>
+            </w:tcMar>
+          </w:tcPr>
+          <w:p>
+            <w:r>
+              <w:rPr>
+                <w:sz w:val="22"/>
+                <w:szCs w:val="22"/>
+              </w:rPr>
+              <w:t>Categorical (encoded)</w:t>
+            </w:r>
+          </w:p>
+        </w:tc>
+        <w:tc>
+          <w:tcPr>
+            <w:tcW w:w="3304" w:type="dxa"/>
+            <w:tcBorders>
+              <w:top w:val="single" w:sz="1" w:space="0" w:color="CCCCCC"/>
+              <w:left w:val="single" w:sz="1" w:space="0" w:color="CCCCCC"/>
+              <w:bottom w:val="single" w:sz="1" w:space="0" w:color="CCCCCC"/>
+              <w:right w:val="single" w:sz="1" w:space="0" w:color="CCCCCC"/>
+            </w:tcBorders>
+            <w:shd w:val="clear" w:color="auto" w:fill="EBF3FB"/>
+            <w:tcMar>
+              <w:top w:w="80" w:type="dxa"/>
+              <w:left w:w="120" w:type="dxa"/>
+              <w:bottom w:w="80" w:type="dxa"/>
+              <w:right w:w="120" w:type="dxa"/>
+            </w:tcMar>
+          </w:tcPr>
+          <w:p>
+            <w:r>
+              <w:rPr>
+                <w:sz w:val="22"/>
+                <w:szCs w:val="22"/>
+              </w:rPr>
+              <w:t>FD / DR / NC prefix</w:t>
+            </w:r>
+          </w:p>
+        </w:tc>
+      </w:tr>
+      <w:tr>
+        <w:tc>
+          <w:tcPr>
+            <w:tcW w:w="2861" w:type="dxa"/>
             <w:tcBorders>
               <w:top w:val="single" w:sz="1" w:space="0" w:color="CCCCCC"/>
               <w:left w:val="single" w:sz="1" w:space="0" w:color="CCCCCC"/>
@@ -1205,7 +1377,61 @@
                 <w:sz w:val="22"/>
                 <w:szCs w:val="22"/>
               </w:rPr>
-              <w:t>1</w:t>
+              <w:t>Outlet_Status</w:t>
+            </w:r>
+          </w:p>
+        </w:tc>
+        <w:tc>
+          <w:tcPr>
+            <w:tcW w:w="1550" w:type="dxa"/>
+            <w:tcBorders>
+              <w:top w:val="single" w:sz="1" w:space="0" w:color="CCCCCC"/>
+              <w:left w:val="single" w:sz="1" w:space="0" w:color="CCCCCC"/>
+              <w:bottom w:val="single" w:sz="1" w:space="0" w:color="CCCCCC"/>
+              <w:right w:val="single" w:sz="1" w:space="0" w:color="CCCCCC"/>
+            </w:tcBorders>
+            <w:shd w:val="clear" w:color="auto" w:fill="FFFFFF"/>
+            <w:tcMar>
+              <w:top w:w="80" w:type="dxa"/>
+              <w:left w:w="120" w:type="dxa"/>
+              <w:bottom w:w="80" w:type="dxa"/>
+              <w:right w:w="120" w:type="dxa"/>
+            </w:tcMar>
+          </w:tcPr>
+          <w:p>
+            <w:r>
+              <w:rPr>
+                <w:sz w:val="22"/>
+                <w:szCs w:val="22"/>
+              </w:rPr>
+              <w:t>Binary</w:t>
+            </w:r>
+          </w:p>
+        </w:tc>
+        <w:tc>
+          <w:tcPr>
+            <w:tcW w:w="3304" w:type="dxa"/>
+            <w:tcBorders>
+              <w:top w:val="single" w:sz="1" w:space="0" w:color="CCCCCC"/>
+              <w:left w:val="single" w:sz="1" w:space="0" w:color="CCCCCC"/>
+              <w:bottom w:val="single" w:sz="1" w:space="0" w:color="CCCCCC"/>
+              <w:right w:val="single" w:sz="1" w:space="0" w:color="CCCCCC"/>
+            </w:tcBorders>
+            <w:shd w:val="clear" w:color="auto" w:fill="FFFFFF"/>
+            <w:tcMar>
+              <w:top w:w="80" w:type="dxa"/>
+              <w:left w:w="120" w:type="dxa"/>
+              <w:bottom w:w="80" w:type="dxa"/>
+              <w:right w:w="120" w:type="dxa"/>
+            </w:tcMar>
+          </w:tcPr>
+          <w:p>
+            <w:r>
+              <w:rPr>
+                <w:sz w:val="22"/>
+                <w:szCs w:val="22"/>
+              </w:rPr>
+              <w:t>Established before/after 2000</w:t>
             </w:r>
           </w:p>
         </w:tc>
@@ -1213,7 +1439,7 @@
       <w:tr>
         <w:tc>
           <w:tcPr>
-            <w:tcW w:w="2000" w:type="dxa"/>
+            <w:tcW w:w="2861" w:type="dxa"/>
             <w:tcBorders>
               <w:top w:val="single" w:sz="1" w:space="0" w:color="CCCCCC"/>
               <w:left w:val="single" w:sz="1" w:space="0" w:color="CCCCCC"/>
@@ -1229,20 +1455,18 @@
             </w:tcMar>
           </w:tcPr>
           <w:p>
-            <w:proofErr w:type="spellStart"/>
             <w:r>
               <w:rPr>
                 <w:sz w:val="22"/>
                 <w:szCs w:val="22"/>
               </w:rPr>
-              <w:t>Outlet_Location_Type</w:t>
-            </w:r>
-            <w:proofErr w:type="spellEnd"/>
-          </w:p>
-        </w:tc>
-        <w:tc>
-          <w:tcPr>
-            <w:tcW w:w="1600" w:type="dxa"/>
+              <w:t>Calorie_Count_per_givenwt</w:t>
+            </w:r>
+          </w:p>
+        </w:tc>
+        <w:tc>
+          <w:tcPr>
+            <w:tcW w:w="1550" w:type="dxa"/>
             <w:tcBorders>
               <w:top w:val="single" w:sz="1" w:space="0" w:color="CCCCCC"/>
               <w:left w:val="single" w:sz="1" w:space="0" w:color="CCCCCC"/>
@@ -1263,13 +1487,13 @@
                 <w:sz w:val="22"/>
                 <w:szCs w:val="22"/>
               </w:rPr>
-              <w:t>Ordinal (0-2)</w:t>
-            </w:r>
-          </w:p>
-        </w:tc>
-        <w:tc>
-          <w:tcPr>
-            <w:tcW w:w="3760" w:type="dxa"/>
+              <w:t>Continuous</w:t>
+            </w:r>
+          </w:p>
+        </w:tc>
+        <w:tc>
+          <w:tcPr>
+            <w:tcW w:w="3304" w:type="dxa"/>
             <w:tcBorders>
               <w:top w:val="single" w:sz="1" w:space="0" w:color="CCCCCC"/>
               <w:left w:val="single" w:sz="1" w:space="0" w:color="CCCCCC"/>
@@ -1290,706 +1514,7 @@
                 <w:sz w:val="22"/>
                 <w:szCs w:val="22"/>
               </w:rPr>
-              <w:t>Tier 1 / Tier 2 / Tier 3</w:t>
-            </w:r>
-          </w:p>
-        </w:tc>
-        <w:tc>
-          <w:tcPr>
-            <w:tcW w:w="2000" w:type="dxa"/>
-            <w:tcBorders>
-              <w:top w:val="single" w:sz="1" w:space="0" w:color="CCCCCC"/>
-              <w:left w:val="single" w:sz="1" w:space="0" w:color="CCCCCC"/>
-              <w:bottom w:val="single" w:sz="1" w:space="0" w:color="CCCCCC"/>
-              <w:right w:val="single" w:sz="1" w:space="0" w:color="CCCCCC"/>
-            </w:tcBorders>
-            <w:shd w:val="clear" w:color="auto" w:fill="EBF3FB"/>
-            <w:tcMar>
-              <w:top w:w="80" w:type="dxa"/>
-              <w:left w:w="120" w:type="dxa"/>
-              <w:bottom w:w="80" w:type="dxa"/>
-              <w:right w:w="120" w:type="dxa"/>
-            </w:tcMar>
-          </w:tcPr>
-          <w:p>
-            <w:r>
-              <w:rPr>
-                <w:sz w:val="22"/>
-                <w:szCs w:val="22"/>
-              </w:rPr>
-              <w:t>1</w:t>
-            </w:r>
-          </w:p>
-        </w:tc>
-      </w:tr>
-      <w:tr>
-        <w:tc>
-          <w:tcPr>
-            <w:tcW w:w="2000" w:type="dxa"/>
-            <w:tcBorders>
-              <w:top w:val="single" w:sz="1" w:space="0" w:color="CCCCCC"/>
-              <w:left w:val="single" w:sz="1" w:space="0" w:color="CCCCCC"/>
-              <w:bottom w:val="single" w:sz="1" w:space="0" w:color="CCCCCC"/>
-              <w:right w:val="single" w:sz="1" w:space="0" w:color="CCCCCC"/>
-            </w:tcBorders>
-            <w:shd w:val="clear" w:color="auto" w:fill="FFFFFF"/>
-            <w:tcMar>
-              <w:top w:w="80" w:type="dxa"/>
-              <w:left w:w="120" w:type="dxa"/>
-              <w:bottom w:w="80" w:type="dxa"/>
-              <w:right w:w="120" w:type="dxa"/>
-            </w:tcMar>
-          </w:tcPr>
-          <w:p>
-            <w:proofErr w:type="spellStart"/>
-            <w:r>
-              <w:rPr>
-                <w:sz w:val="22"/>
-                <w:szCs w:val="22"/>
-              </w:rPr>
-              <w:t>Item_Visibility</w:t>
-            </w:r>
-            <w:proofErr w:type="spellEnd"/>
-          </w:p>
-        </w:tc>
-        <w:tc>
-          <w:tcPr>
-            <w:tcW w:w="1600" w:type="dxa"/>
-            <w:tcBorders>
-              <w:top w:val="single" w:sz="1" w:space="0" w:color="CCCCCC"/>
-              <w:left w:val="single" w:sz="1" w:space="0" w:color="CCCCCC"/>
-              <w:bottom w:val="single" w:sz="1" w:space="0" w:color="CCCCCC"/>
-              <w:right w:val="single" w:sz="1" w:space="0" w:color="CCCCCC"/>
-            </w:tcBorders>
-            <w:shd w:val="clear" w:color="auto" w:fill="FFFFFF"/>
-            <w:tcMar>
-              <w:top w:w="80" w:type="dxa"/>
-              <w:left w:w="120" w:type="dxa"/>
-              <w:bottom w:w="80" w:type="dxa"/>
-              <w:right w:w="120" w:type="dxa"/>
-            </w:tcMar>
-          </w:tcPr>
-          <w:p>
-            <w:r>
-              <w:rPr>
-                <w:sz w:val="22"/>
-                <w:szCs w:val="22"/>
-              </w:rPr>
-              <w:t>Continuous (scaled)</w:t>
-            </w:r>
-          </w:p>
-        </w:tc>
-        <w:tc>
-          <w:tcPr>
-            <w:tcW w:w="3760" w:type="dxa"/>
-            <w:tcBorders>
-              <w:top w:val="single" w:sz="1" w:space="0" w:color="CCCCCC"/>
-              <w:left w:val="single" w:sz="1" w:space="0" w:color="CCCCCC"/>
-              <w:bottom w:val="single" w:sz="1" w:space="0" w:color="CCCCCC"/>
-              <w:right w:val="single" w:sz="1" w:space="0" w:color="CCCCCC"/>
-            </w:tcBorders>
-            <w:shd w:val="clear" w:color="auto" w:fill="FFFFFF"/>
-            <w:tcMar>
-              <w:top w:w="80" w:type="dxa"/>
-              <w:left w:w="120" w:type="dxa"/>
-              <w:bottom w:w="80" w:type="dxa"/>
-              <w:right w:w="120" w:type="dxa"/>
-            </w:tcMar>
-          </w:tcPr>
-          <w:p>
-            <w:r>
-              <w:rPr>
-                <w:sz w:val="22"/>
-                <w:szCs w:val="22"/>
-              </w:rPr>
-              <w:t>Shelf display area fraction (post-imputation)</w:t>
-            </w:r>
-          </w:p>
-        </w:tc>
-        <w:tc>
-          <w:tcPr>
-            <w:tcW w:w="2000" w:type="dxa"/>
-            <w:tcBorders>
-              <w:top w:val="single" w:sz="1" w:space="0" w:color="CCCCCC"/>
-              <w:left w:val="single" w:sz="1" w:space="0" w:color="CCCCCC"/>
-              <w:bottom w:val="single" w:sz="1" w:space="0" w:color="CCCCCC"/>
-              <w:right w:val="single" w:sz="1" w:space="0" w:color="CCCCCC"/>
-            </w:tcBorders>
-            <w:shd w:val="clear" w:color="auto" w:fill="FFFFFF"/>
-            <w:tcMar>
-              <w:top w:w="80" w:type="dxa"/>
-              <w:left w:w="120" w:type="dxa"/>
-              <w:bottom w:w="80" w:type="dxa"/>
-              <w:right w:w="120" w:type="dxa"/>
-            </w:tcMar>
-          </w:tcPr>
-          <w:p>
-            <w:r>
-              <w:rPr>
-                <w:sz w:val="22"/>
-                <w:szCs w:val="22"/>
-              </w:rPr>
-              <w:t>1</w:t>
-            </w:r>
-          </w:p>
-        </w:tc>
-      </w:tr>
-      <w:tr>
-        <w:tc>
-          <w:tcPr>
-            <w:tcW w:w="2000" w:type="dxa"/>
-            <w:tcBorders>
-              <w:top w:val="single" w:sz="1" w:space="0" w:color="CCCCCC"/>
-              <w:left w:val="single" w:sz="1" w:space="0" w:color="CCCCCC"/>
-              <w:bottom w:val="single" w:sz="1" w:space="0" w:color="CCCCCC"/>
-              <w:right w:val="single" w:sz="1" w:space="0" w:color="CCCCCC"/>
-            </w:tcBorders>
-            <w:shd w:val="clear" w:color="auto" w:fill="EBF3FB"/>
-            <w:tcMar>
-              <w:top w:w="80" w:type="dxa"/>
-              <w:left w:w="120" w:type="dxa"/>
-              <w:bottom w:w="80" w:type="dxa"/>
-              <w:right w:w="120" w:type="dxa"/>
-            </w:tcMar>
-          </w:tcPr>
-          <w:p>
-            <w:proofErr w:type="spellStart"/>
-            <w:r>
-              <w:rPr>
-                <w:sz w:val="22"/>
-                <w:szCs w:val="22"/>
-              </w:rPr>
-              <w:t>Item_Frequency</w:t>
-            </w:r>
-            <w:proofErr w:type="spellEnd"/>
-          </w:p>
-        </w:tc>
-        <w:tc>
-          <w:tcPr>
-            <w:tcW w:w="1600" w:type="dxa"/>
-            <w:tcBorders>
-              <w:top w:val="single" w:sz="1" w:space="0" w:color="CCCCCC"/>
-              <w:left w:val="single" w:sz="1" w:space="0" w:color="CCCCCC"/>
-              <w:bottom w:val="single" w:sz="1" w:space="0" w:color="CCCCCC"/>
-              <w:right w:val="single" w:sz="1" w:space="0" w:color="CCCCCC"/>
-            </w:tcBorders>
-            <w:shd w:val="clear" w:color="auto" w:fill="EBF3FB"/>
-            <w:tcMar>
-              <w:top w:w="80" w:type="dxa"/>
-              <w:left w:w="120" w:type="dxa"/>
-              <w:bottom w:w="80" w:type="dxa"/>
-              <w:right w:w="120" w:type="dxa"/>
-            </w:tcMar>
-          </w:tcPr>
-          <w:p>
-            <w:r>
-              <w:rPr>
-                <w:sz w:val="22"/>
-                <w:szCs w:val="22"/>
-              </w:rPr>
-              <w:t>Binary</w:t>
-            </w:r>
-          </w:p>
-        </w:tc>
-        <w:tc>
-          <w:tcPr>
-            <w:tcW w:w="3760" w:type="dxa"/>
-            <w:tcBorders>
-              <w:top w:val="single" w:sz="1" w:space="0" w:color="CCCCCC"/>
-              <w:left w:val="single" w:sz="1" w:space="0" w:color="CCCCCC"/>
-              <w:bottom w:val="single" w:sz="1" w:space="0" w:color="CCCCCC"/>
-              <w:right w:val="single" w:sz="1" w:space="0" w:color="CCCCCC"/>
-            </w:tcBorders>
-            <w:shd w:val="clear" w:color="auto" w:fill="EBF3FB"/>
-            <w:tcMar>
-              <w:top w:w="80" w:type="dxa"/>
-              <w:left w:w="120" w:type="dxa"/>
-              <w:bottom w:w="80" w:type="dxa"/>
-              <w:right w:w="120" w:type="dxa"/>
-            </w:tcMar>
-          </w:tcPr>
-          <w:p>
-            <w:r>
-              <w:rPr>
-                <w:sz w:val="22"/>
-                <w:szCs w:val="22"/>
-              </w:rPr>
-              <w:t>Daily (D) vs Seasonal (S) consumption</w:t>
-            </w:r>
-          </w:p>
-        </w:tc>
-        <w:tc>
-          <w:tcPr>
-            <w:tcW w:w="2000" w:type="dxa"/>
-            <w:tcBorders>
-              <w:top w:val="single" w:sz="1" w:space="0" w:color="CCCCCC"/>
-              <w:left w:val="single" w:sz="1" w:space="0" w:color="CCCCCC"/>
-              <w:bottom w:val="single" w:sz="1" w:space="0" w:color="CCCCCC"/>
-              <w:right w:val="single" w:sz="1" w:space="0" w:color="CCCCCC"/>
-            </w:tcBorders>
-            <w:shd w:val="clear" w:color="auto" w:fill="EBF3FB"/>
-            <w:tcMar>
-              <w:top w:w="80" w:type="dxa"/>
-              <w:left w:w="120" w:type="dxa"/>
-              <w:bottom w:w="80" w:type="dxa"/>
-              <w:right w:w="120" w:type="dxa"/>
-            </w:tcMar>
-          </w:tcPr>
-          <w:p>
-            <w:r>
-              <w:rPr>
-                <w:sz w:val="22"/>
-                <w:szCs w:val="22"/>
-              </w:rPr>
-              <w:t>1</w:t>
-            </w:r>
-          </w:p>
-        </w:tc>
-      </w:tr>
-      <w:tr>
-        <w:tc>
-          <w:tcPr>
-            <w:tcW w:w="2000" w:type="dxa"/>
-            <w:tcBorders>
-              <w:top w:val="single" w:sz="1" w:space="0" w:color="CCCCCC"/>
-              <w:left w:val="single" w:sz="1" w:space="0" w:color="CCCCCC"/>
-              <w:bottom w:val="single" w:sz="1" w:space="0" w:color="CCCCCC"/>
-              <w:right w:val="single" w:sz="1" w:space="0" w:color="CCCCCC"/>
-            </w:tcBorders>
-            <w:shd w:val="clear" w:color="auto" w:fill="FFFFFF"/>
-            <w:tcMar>
-              <w:top w:w="80" w:type="dxa"/>
-              <w:left w:w="120" w:type="dxa"/>
-              <w:bottom w:w="80" w:type="dxa"/>
-              <w:right w:w="120" w:type="dxa"/>
-            </w:tcMar>
-          </w:tcPr>
-          <w:p>
-            <w:proofErr w:type="spellStart"/>
-            <w:r>
-              <w:rPr>
-                <w:sz w:val="22"/>
-                <w:szCs w:val="22"/>
-              </w:rPr>
-              <w:t>Item_Type</w:t>
-            </w:r>
-            <w:proofErr w:type="spellEnd"/>
-          </w:p>
-        </w:tc>
-        <w:tc>
-          <w:tcPr>
-            <w:tcW w:w="1600" w:type="dxa"/>
-            <w:tcBorders>
-              <w:top w:val="single" w:sz="1" w:space="0" w:color="CCCCCC"/>
-              <w:left w:val="single" w:sz="1" w:space="0" w:color="CCCCCC"/>
-              <w:bottom w:val="single" w:sz="1" w:space="0" w:color="CCCCCC"/>
-              <w:right w:val="single" w:sz="1" w:space="0" w:color="CCCCCC"/>
-            </w:tcBorders>
-            <w:shd w:val="clear" w:color="auto" w:fill="FFFFFF"/>
-            <w:tcMar>
-              <w:top w:w="80" w:type="dxa"/>
-              <w:left w:w="120" w:type="dxa"/>
-              <w:bottom w:w="80" w:type="dxa"/>
-              <w:right w:w="120" w:type="dxa"/>
-            </w:tcMar>
-          </w:tcPr>
-          <w:p>
-            <w:r>
-              <w:rPr>
-                <w:sz w:val="22"/>
-                <w:szCs w:val="22"/>
-              </w:rPr>
-              <w:t>Categorical (encoded)</w:t>
-            </w:r>
-          </w:p>
-        </w:tc>
-        <w:tc>
-          <w:tcPr>
-            <w:tcW w:w="3760" w:type="dxa"/>
-            <w:tcBorders>
-              <w:top w:val="single" w:sz="1" w:space="0" w:color="CCCCCC"/>
-              <w:left w:val="single" w:sz="1" w:space="0" w:color="CCCCCC"/>
-              <w:bottom w:val="single" w:sz="1" w:space="0" w:color="CCCCCC"/>
-              <w:right w:val="single" w:sz="1" w:space="0" w:color="CCCCCC"/>
-            </w:tcBorders>
-            <w:shd w:val="clear" w:color="auto" w:fill="FFFFFF"/>
-            <w:tcMar>
-              <w:top w:w="80" w:type="dxa"/>
-              <w:left w:w="120" w:type="dxa"/>
-              <w:bottom w:w="80" w:type="dxa"/>
-              <w:right w:w="120" w:type="dxa"/>
-            </w:tcMar>
-          </w:tcPr>
-          <w:p>
-            <w:r>
-              <w:rPr>
-                <w:sz w:val="22"/>
-                <w:szCs w:val="22"/>
-              </w:rPr>
-              <w:t>16 product categories</w:t>
-            </w:r>
-          </w:p>
-        </w:tc>
-        <w:tc>
-          <w:tcPr>
-            <w:tcW w:w="2000" w:type="dxa"/>
-            <w:tcBorders>
-              <w:top w:val="single" w:sz="1" w:space="0" w:color="CCCCCC"/>
-              <w:left w:val="single" w:sz="1" w:space="0" w:color="CCCCCC"/>
-              <w:bottom w:val="single" w:sz="1" w:space="0" w:color="CCCCCC"/>
-              <w:right w:val="single" w:sz="1" w:space="0" w:color="CCCCCC"/>
-            </w:tcBorders>
-            <w:shd w:val="clear" w:color="auto" w:fill="FFFFFF"/>
-            <w:tcMar>
-              <w:top w:w="80" w:type="dxa"/>
-              <w:left w:w="120" w:type="dxa"/>
-              <w:bottom w:w="80" w:type="dxa"/>
-              <w:right w:w="120" w:type="dxa"/>
-            </w:tcMar>
-          </w:tcPr>
-          <w:p>
-            <w:r>
-              <w:rPr>
-                <w:sz w:val="22"/>
-                <w:szCs w:val="22"/>
-              </w:rPr>
-              <w:t>1</w:t>
-            </w:r>
-          </w:p>
-        </w:tc>
-      </w:tr>
-      <w:tr>
-        <w:tc>
-          <w:tcPr>
-            <w:tcW w:w="2000" w:type="dxa"/>
-            <w:tcBorders>
-              <w:top w:val="single" w:sz="1" w:space="0" w:color="CCCCCC"/>
-              <w:left w:val="single" w:sz="1" w:space="0" w:color="CCCCCC"/>
-              <w:bottom w:val="single" w:sz="1" w:space="0" w:color="CCCCCC"/>
-              <w:right w:val="single" w:sz="1" w:space="0" w:color="CCCCCC"/>
-            </w:tcBorders>
-            <w:shd w:val="clear" w:color="auto" w:fill="EBF3FB"/>
-            <w:tcMar>
-              <w:top w:w="80" w:type="dxa"/>
-              <w:left w:w="120" w:type="dxa"/>
-              <w:bottom w:w="80" w:type="dxa"/>
-              <w:right w:w="120" w:type="dxa"/>
-            </w:tcMar>
-          </w:tcPr>
-          <w:p>
-            <w:proofErr w:type="spellStart"/>
-            <w:r>
-              <w:rPr>
-                <w:sz w:val="22"/>
-                <w:szCs w:val="22"/>
-              </w:rPr>
-              <w:t>Item_Identifier_Type</w:t>
-            </w:r>
-            <w:proofErr w:type="spellEnd"/>
-          </w:p>
-        </w:tc>
-        <w:tc>
-          <w:tcPr>
-            <w:tcW w:w="1600" w:type="dxa"/>
-            <w:tcBorders>
-              <w:top w:val="single" w:sz="1" w:space="0" w:color="CCCCCC"/>
-              <w:left w:val="single" w:sz="1" w:space="0" w:color="CCCCCC"/>
-              <w:bottom w:val="single" w:sz="1" w:space="0" w:color="CCCCCC"/>
-              <w:right w:val="single" w:sz="1" w:space="0" w:color="CCCCCC"/>
-            </w:tcBorders>
-            <w:shd w:val="clear" w:color="auto" w:fill="EBF3FB"/>
-            <w:tcMar>
-              <w:top w:w="80" w:type="dxa"/>
-              <w:left w:w="120" w:type="dxa"/>
-              <w:bottom w:w="80" w:type="dxa"/>
-              <w:right w:w="120" w:type="dxa"/>
-            </w:tcMar>
-          </w:tcPr>
-          <w:p>
-            <w:r>
-              <w:rPr>
-                <w:sz w:val="22"/>
-                <w:szCs w:val="22"/>
-              </w:rPr>
-              <w:t>Categorical (encoded)</w:t>
-            </w:r>
-          </w:p>
-        </w:tc>
-        <w:tc>
-          <w:tcPr>
-            <w:tcW w:w="3760" w:type="dxa"/>
-            <w:tcBorders>
-              <w:top w:val="single" w:sz="1" w:space="0" w:color="CCCCCC"/>
-              <w:left w:val="single" w:sz="1" w:space="0" w:color="CCCCCC"/>
-              <w:bottom w:val="single" w:sz="1" w:space="0" w:color="CCCCCC"/>
-              <w:right w:val="single" w:sz="1" w:space="0" w:color="CCCCCC"/>
-            </w:tcBorders>
-            <w:shd w:val="clear" w:color="auto" w:fill="EBF3FB"/>
-            <w:tcMar>
-              <w:top w:w="80" w:type="dxa"/>
-              <w:left w:w="120" w:type="dxa"/>
-              <w:bottom w:w="80" w:type="dxa"/>
-              <w:right w:w="120" w:type="dxa"/>
-            </w:tcMar>
-          </w:tcPr>
-          <w:p>
-            <w:r>
-              <w:rPr>
-                <w:sz w:val="22"/>
-                <w:szCs w:val="22"/>
-              </w:rPr>
-              <w:t>FD / DR / NC prefix</w:t>
-            </w:r>
-          </w:p>
-        </w:tc>
-        <w:tc>
-          <w:tcPr>
-            <w:tcW w:w="2000" w:type="dxa"/>
-            <w:tcBorders>
-              <w:top w:val="single" w:sz="1" w:space="0" w:color="CCCCCC"/>
-              <w:left w:val="single" w:sz="1" w:space="0" w:color="CCCCCC"/>
-              <w:bottom w:val="single" w:sz="1" w:space="0" w:color="CCCCCC"/>
-              <w:right w:val="single" w:sz="1" w:space="0" w:color="CCCCCC"/>
-            </w:tcBorders>
-            <w:shd w:val="clear" w:color="auto" w:fill="EBF3FB"/>
-            <w:tcMar>
-              <w:top w:w="80" w:type="dxa"/>
-              <w:left w:w="120" w:type="dxa"/>
-              <w:bottom w:w="80" w:type="dxa"/>
-              <w:right w:w="120" w:type="dxa"/>
-            </w:tcMar>
-          </w:tcPr>
-          <w:p>
-            <w:r>
-              <w:rPr>
-                <w:sz w:val="22"/>
-                <w:szCs w:val="22"/>
-              </w:rPr>
-              <w:t>1</w:t>
-            </w:r>
-          </w:p>
-        </w:tc>
-      </w:tr>
-      <w:tr>
-        <w:tc>
-          <w:tcPr>
-            <w:tcW w:w="2000" w:type="dxa"/>
-            <w:tcBorders>
-              <w:top w:val="single" w:sz="1" w:space="0" w:color="CCCCCC"/>
-              <w:left w:val="single" w:sz="1" w:space="0" w:color="CCCCCC"/>
-              <w:bottom w:val="single" w:sz="1" w:space="0" w:color="CCCCCC"/>
-              <w:right w:val="single" w:sz="1" w:space="0" w:color="CCCCCC"/>
-            </w:tcBorders>
-            <w:shd w:val="clear" w:color="auto" w:fill="FFFFFF"/>
-            <w:tcMar>
-              <w:top w:w="80" w:type="dxa"/>
-              <w:left w:w="120" w:type="dxa"/>
-              <w:bottom w:w="80" w:type="dxa"/>
-              <w:right w:w="120" w:type="dxa"/>
-            </w:tcMar>
-          </w:tcPr>
-          <w:p>
-            <w:proofErr w:type="spellStart"/>
-            <w:r>
-              <w:rPr>
-                <w:sz w:val="22"/>
-                <w:szCs w:val="22"/>
-              </w:rPr>
-              <w:t>Outlet_Status</w:t>
-            </w:r>
-            <w:proofErr w:type="spellEnd"/>
-          </w:p>
-        </w:tc>
-        <w:tc>
-          <w:tcPr>
-            <w:tcW w:w="1600" w:type="dxa"/>
-            <w:tcBorders>
-              <w:top w:val="single" w:sz="1" w:space="0" w:color="CCCCCC"/>
-              <w:left w:val="single" w:sz="1" w:space="0" w:color="CCCCCC"/>
-              <w:bottom w:val="single" w:sz="1" w:space="0" w:color="CCCCCC"/>
-              <w:right w:val="single" w:sz="1" w:space="0" w:color="CCCCCC"/>
-            </w:tcBorders>
-            <w:shd w:val="clear" w:color="auto" w:fill="FFFFFF"/>
-            <w:tcMar>
-              <w:top w:w="80" w:type="dxa"/>
-              <w:left w:w="120" w:type="dxa"/>
-              <w:bottom w:w="80" w:type="dxa"/>
-              <w:right w:w="120" w:type="dxa"/>
-            </w:tcMar>
-          </w:tcPr>
-          <w:p>
-            <w:r>
-              <w:rPr>
-                <w:sz w:val="22"/>
-                <w:szCs w:val="22"/>
-              </w:rPr>
-              <w:t>Binary</w:t>
-            </w:r>
-          </w:p>
-        </w:tc>
-        <w:tc>
-          <w:tcPr>
-            <w:tcW w:w="3760" w:type="dxa"/>
-            <w:tcBorders>
-              <w:top w:val="single" w:sz="1" w:space="0" w:color="CCCCCC"/>
-              <w:left w:val="single" w:sz="1" w:space="0" w:color="CCCCCC"/>
-              <w:bottom w:val="single" w:sz="1" w:space="0" w:color="CCCCCC"/>
-              <w:right w:val="single" w:sz="1" w:space="0" w:color="CCCCCC"/>
-            </w:tcBorders>
-            <w:shd w:val="clear" w:color="auto" w:fill="FFFFFF"/>
-            <w:tcMar>
-              <w:top w:w="80" w:type="dxa"/>
-              <w:left w:w="120" w:type="dxa"/>
-              <w:bottom w:w="80" w:type="dxa"/>
-              <w:right w:w="120" w:type="dxa"/>
-            </w:tcMar>
-          </w:tcPr>
-          <w:p>
-            <w:r>
-              <w:rPr>
-                <w:sz w:val="22"/>
-                <w:szCs w:val="22"/>
-              </w:rPr>
-              <w:t>Established before/after 2000</w:t>
-            </w:r>
-          </w:p>
-        </w:tc>
-        <w:tc>
-          <w:tcPr>
-            <w:tcW w:w="2000" w:type="dxa"/>
-            <w:tcBorders>
-              <w:top w:val="single" w:sz="1" w:space="0" w:color="CCCCCC"/>
-              <w:left w:val="single" w:sz="1" w:space="0" w:color="CCCCCC"/>
-              <w:bottom w:val="single" w:sz="1" w:space="0" w:color="CCCCCC"/>
-              <w:right w:val="single" w:sz="1" w:space="0" w:color="CCCCCC"/>
-            </w:tcBorders>
-            <w:shd w:val="clear" w:color="auto" w:fill="FFFFFF"/>
-            <w:tcMar>
-              <w:top w:w="80" w:type="dxa"/>
-              <w:left w:w="120" w:type="dxa"/>
-              <w:bottom w:w="80" w:type="dxa"/>
-              <w:right w:w="120" w:type="dxa"/>
-            </w:tcMar>
-          </w:tcPr>
-          <w:p>
-            <w:r>
-              <w:rPr>
-                <w:sz w:val="22"/>
-                <w:szCs w:val="22"/>
-              </w:rPr>
-              <w:t>1</w:t>
-            </w:r>
-          </w:p>
-        </w:tc>
-      </w:tr>
-      <w:tr>
-        <w:tc>
-          <w:tcPr>
-            <w:tcW w:w="2000" w:type="dxa"/>
-            <w:tcBorders>
-              <w:top w:val="single" w:sz="1" w:space="0" w:color="CCCCCC"/>
-              <w:left w:val="single" w:sz="1" w:space="0" w:color="CCCCCC"/>
-              <w:bottom w:val="single" w:sz="1" w:space="0" w:color="CCCCCC"/>
-              <w:right w:val="single" w:sz="1" w:space="0" w:color="CCCCCC"/>
-            </w:tcBorders>
-            <w:shd w:val="clear" w:color="auto" w:fill="EBF3FB"/>
-            <w:tcMar>
-              <w:top w:w="80" w:type="dxa"/>
-              <w:left w:w="120" w:type="dxa"/>
-              <w:bottom w:w="80" w:type="dxa"/>
-              <w:right w:w="120" w:type="dxa"/>
-            </w:tcMar>
-          </w:tcPr>
-          <w:p>
-            <w:proofErr w:type="spellStart"/>
-            <w:r>
-              <w:rPr>
-                <w:sz w:val="22"/>
-                <w:szCs w:val="22"/>
-              </w:rPr>
-              <w:t>Calorie_Count_per_givenwt</w:t>
-            </w:r>
-            <w:proofErr w:type="spellEnd"/>
-          </w:p>
-        </w:tc>
-        <w:tc>
-          <w:tcPr>
-            <w:tcW w:w="1600" w:type="dxa"/>
-            <w:tcBorders>
-              <w:top w:val="single" w:sz="1" w:space="0" w:color="CCCCCC"/>
-              <w:left w:val="single" w:sz="1" w:space="0" w:color="CCCCCC"/>
-              <w:bottom w:val="single" w:sz="1" w:space="0" w:color="CCCCCC"/>
-              <w:right w:val="single" w:sz="1" w:space="0" w:color="CCCCCC"/>
-            </w:tcBorders>
-            <w:shd w:val="clear" w:color="auto" w:fill="EBF3FB"/>
-            <w:tcMar>
-              <w:top w:w="80" w:type="dxa"/>
-              <w:left w:w="120" w:type="dxa"/>
-              <w:bottom w:w="80" w:type="dxa"/>
-              <w:right w:w="120" w:type="dxa"/>
-            </w:tcMar>
-          </w:tcPr>
-          <w:p>
-            <w:r>
-              <w:rPr>
-                <w:sz w:val="22"/>
-                <w:szCs w:val="22"/>
-              </w:rPr>
-              <w:t>Continuous</w:t>
-            </w:r>
-          </w:p>
-        </w:tc>
-        <w:tc>
-          <w:tcPr>
-            <w:tcW w:w="3760" w:type="dxa"/>
-            <w:tcBorders>
-              <w:top w:val="single" w:sz="1" w:space="0" w:color="CCCCCC"/>
-              <w:left w:val="single" w:sz="1" w:space="0" w:color="CCCCCC"/>
-              <w:bottom w:val="single" w:sz="1" w:space="0" w:color="CCCCCC"/>
-              <w:right w:val="single" w:sz="1" w:space="0" w:color="CCCCCC"/>
-            </w:tcBorders>
-            <w:shd w:val="clear" w:color="auto" w:fill="EBF3FB"/>
-            <w:tcMar>
-              <w:top w:w="80" w:type="dxa"/>
-              <w:left w:w="120" w:type="dxa"/>
-              <w:bottom w:w="80" w:type="dxa"/>
-              <w:right w:w="120" w:type="dxa"/>
-            </w:tcMar>
-          </w:tcPr>
-          <w:p>
-            <w:r>
-              <w:rPr>
-                <w:sz w:val="22"/>
-                <w:szCs w:val="22"/>
-              </w:rPr>
               <w:t>Domain proxy: calories per item weight</w:t>
-            </w:r>
-          </w:p>
-        </w:tc>
-        <w:tc>
-          <w:tcPr>
-            <w:tcW w:w="2000" w:type="dxa"/>
-            <w:tcBorders>
-              <w:top w:val="single" w:sz="1" w:space="0" w:color="CCCCCC"/>
-              <w:left w:val="single" w:sz="1" w:space="0" w:color="CCCCCC"/>
-              <w:bottom w:val="single" w:sz="1" w:space="0" w:color="CCCCCC"/>
-              <w:right w:val="single" w:sz="1" w:space="0" w:color="CCCCCC"/>
-            </w:tcBorders>
-            <w:shd w:val="clear" w:color="auto" w:fill="EBF3FB"/>
-            <w:tcMar>
-              <w:top w:w="80" w:type="dxa"/>
-              <w:left w:w="120" w:type="dxa"/>
-              <w:bottom w:w="80" w:type="dxa"/>
-              <w:right w:w="120" w:type="dxa"/>
-            </w:tcMar>
-          </w:tcPr>
-          <w:p>
-            <w:r>
-              <w:rPr>
-                <w:sz w:val="22"/>
-                <w:szCs w:val="22"/>
-              </w:rPr>
-              <w:t>1</w:t>
             </w:r>
           </w:p>
         </w:tc>
@@ -2018,15 +1543,7 @@
       </w:pPr>
       <w:r>
         <w:lastRenderedPageBreak/>
-        <w:t xml:space="preserve">Models evaluated included Linear Regression, Ridge, Lasso, Decision Tree, Random Forest, Gradient Boosting, AdaBoost, and Bagging, with hyperparameter tuning via </w:t>
-      </w:r>
-      <w:proofErr w:type="spellStart"/>
-      <w:r>
-        <w:t>GridSearchCV</w:t>
-      </w:r>
-      <w:proofErr w:type="spellEnd"/>
-      <w:r>
-        <w:t xml:space="preserve">. </w:t>
+        <w:t xml:space="preserve">Models evaluated included Linear Regression, Ridge, Lasso, Decision Tree, Random Forest, Gradient Boosting, AdaBoost, and Bagging, with hyperparameter tuning via GridSearchCV. </w:t>
       </w:r>
     </w:p>
     <w:p>
@@ -2034,15 +1551,7 @@
         <w:ind w:firstLine="720"/>
       </w:pPr>
       <w:r>
-        <w:t xml:space="preserve">An 80/20 train-test </w:t>
-      </w:r>
-      <w:proofErr w:type="gramStart"/>
-      <w:r>
-        <w:t>split</w:t>
-      </w:r>
-      <w:proofErr w:type="gramEnd"/>
-      <w:r>
-        <w:t xml:space="preserve"> and cross-validation were applied, with RMSE as the primary evaluation metric. </w:t>
+        <w:t xml:space="preserve">An 80/20 train-test split and cross-validation were applied, with RMSE as the primary evaluation metric. </w:t>
       </w:r>
     </w:p>
     <w:p/>
@@ -2066,15 +1575,7 @@
         <w:ind w:firstLine="720"/>
       </w:pPr>
       <w:r>
-        <w:t xml:space="preserve">Data quality bias may be introduced through group-based imputations and manual mappings, potentially affecting certain products or regions disproportionately. Ensemble models such as bagged gradient </w:t>
-      </w:r>
-      <w:proofErr w:type="gramStart"/>
-      <w:r>
-        <w:t>boosting reduce</w:t>
-      </w:r>
-      <w:proofErr w:type="gramEnd"/>
-      <w:r>
-        <w:t xml:space="preserve"> transparency, requiring thorough documentation of feature engineering and mappings for stakeholder communication. Model decisions could influence product availability and pricing, warranting ongoing monitoring for unequal effects across regions or demographics. Privacy controls should ensure that no personally identifiable information is included or leaked through predictions or model artifacts.</w:t>
+        <w:t>Data quality bias may be introduced through group-based imputations and manual mappings, potentially affecting certain products or regions disproportionately. Ensemble models such as bagged gradient boosting reduce transparency, requiring thorough documentation of feature engineering and mappings for stakeholder communication. Model decisions could influence product availability and pricing, warranting ongoing monitoring for unequal effects across regions or demographics. Privacy controls should ensure that no personally identifiable information is included or leaked through predictions or model artifacts.</w:t>
       </w:r>
     </w:p>
     <w:p>
@@ -2105,55 +1606,7 @@
         <w:ind w:firstLine="720"/>
       </w:pPr>
       <w:r>
-        <w:t xml:space="preserve">Imputation choices were largely heuristic, relying on group means and medians as well as manual offsets, which may introduce systematic bias. Outlier treatment was ad-hoc, using z-score and IQR thresholds with group median replacement. Potential data leakage was identified in cases where scalers </w:t>
-      </w:r>
-      <w:proofErr w:type="gramStart"/>
-      <w:r>
-        <w:t>were fit</w:t>
-      </w:r>
-      <w:proofErr w:type="gramEnd"/>
-      <w:r>
-        <w:t xml:space="preserve"> separately on training and test sets, as well as where </w:t>
-      </w:r>
-      <w:proofErr w:type="spellStart"/>
-      <w:r>
-        <w:t>LabelEncoder</w:t>
-      </w:r>
-      <w:proofErr w:type="spellEnd"/>
-      <w:r>
-        <w:t xml:space="preserve"> was fit independently on each split, risking inconsistent category mappings. Chained assignment patterns using replace with </w:t>
-      </w:r>
-      <w:proofErr w:type="spellStart"/>
-      <w:r>
-        <w:t>inplace</w:t>
-      </w:r>
-      <w:proofErr w:type="spellEnd"/>
-      <w:r>
-        <w:t xml:space="preserve">=True on </w:t>
-      </w:r>
-      <w:proofErr w:type="spellStart"/>
-      <w:r>
-        <w:t>DataFrame</w:t>
-      </w:r>
-      <w:proofErr w:type="spellEnd"/>
-      <w:r>
-        <w:t xml:space="preserve"> slices may trigger </w:t>
-      </w:r>
-      <w:proofErr w:type="spellStart"/>
-      <w:r>
-        <w:t>SettingWithCopyWarning</w:t>
-      </w:r>
-      <w:proofErr w:type="spellEnd"/>
-      <w:r>
-        <w:t xml:space="preserve"> and future behavior changes; explicit assignment using </w:t>
-      </w:r>
-      <w:proofErr w:type="spellStart"/>
-      <w:r>
-        <w:t>df.loc</w:t>
-      </w:r>
-      <w:proofErr w:type="spellEnd"/>
-      <w:r>
-        <w:t xml:space="preserve"> is preferred. Hard-coded mappings and bin boundaries for years, calorie values, MRP, and weight bins reduce reproducibility and generalizability across datasets. Finally, the most performant models were ensemble-based, presenting a tradeoff between predictive accuracy and interpretability for business stakeholders.</w:t>
+        <w:t>Imputation choices were largely heuristic, relying on group means and medians as well as manual offsets, which may introduce systematic bias. Outlier treatment was ad-hoc, using z-score and IQR thresholds with group median replacement. Potential data leakage was identified in cases where scalers were fit separately on training and test sets, as well as where LabelEncoder was fit independently on each split, risking inconsistent category mappings. Chained assignment patterns using replace with inplace=True on DataFrame slices may trigger SettingWithCopyWarning and future behavior changes; explicit assignment using df.loc is preferred. Hard-coded mappings and bin boundaries for years, calorie values, MRP, and weight bins reduce reproducibility and generalizability across datasets. Finally, the most performant models were ensemble-based, presenting a tradeoff between predictive accuracy and interpretability for business stakeholders.</w:t>
       </w:r>
     </w:p>
     <w:p/>
@@ -3222,6 +2675,7 @@
   <w:style w:type="character" w:default="1" w:styleId="DefaultParagraphFont">
     <w:name w:val="Default Paragraph Font"/>
     <w:uiPriority w:val="1"/>
+    <w:semiHidden/>
     <w:unhideWhenUsed/>
   </w:style>
   <w:style w:type="table" w:default="1" w:styleId="TableNormal">
